--- a/downloads/student/ai-3-week-31.docx
+++ b/downloads/student/ai-3-week-31.docx
@@ -2047,6 +2047,16 @@
     <w:p>
       <w:r>
         <w:t>Strict formatting is one boundary; it does not solve every injection or authorisation problem.</w:t>
+      </w:r>
+    </w:p>
+    <w:p>
+      <w:r>
+        <w:t>Read the labelled picture: If AB7 passes the pattern, may it access teacher-only material? Point to the relevant step in the picture, then write the changed result and the rule or evidence that supports it.</w:t>
+      </w:r>
+    </w:p>
+    <w:p>
+      <w:r>
+        <w:t>Change one thing: Change AB7 to Ab7. Predict the result before checking the explanation. What remains the same?</w:t>
       </w:r>
     </w:p>
     <w:p>
@@ -4202,6 +4212,187 @@
     <w:p>
       <w:r>
         <w:t>Attempt the independent case before hints. Record whether you worked alone, used a hint or followed a model. After feedback, fix the first unsupported step and explain why it changed. A later check uses a changed case, not a copied answer.</w:t>
+      </w:r>
+    </w:p>
+    <w:p>
+      <w:pPr>
+        <w:pStyle w:val="Heading1"/>
+      </w:pPr>
+      <w:r>
+        <w:t>15. Your lesson route</w:t>
+      </w:r>
+    </w:p>
+    <w:p>
+      <w:r>
+        <w:t>Start with this question: Make a strict lookup identifier boundary visible.</w:t>
+      </w:r>
+    </w:p>
+    <w:tbl>
+      <w:tblPr>
+        <w:tblStyle w:val="LightShading-Accent1"/>
+        <w:tblW w:type="auto" w:w="0"/>
+        <w:tblLook w:firstColumn="1" w:firstRow="1" w:lastColumn="0" w:lastRow="0" w:noHBand="0" w:noVBand="1" w:val="04A0"/>
+      </w:tblPr>
+      <w:tblGrid>
+        <w:gridCol w:w="5112"/>
+        <w:gridCol w:w="5112"/>
+      </w:tblGrid>
+      <w:tr>
+        <w:trPr>
+          <w:tblHeader/>
+        </w:trPr>
+        <w:tc>
+          <w:tcPr>
+            <w:tcW w:type="dxa" w:w="5112"/>
+          </w:tcPr>
+          <w:p>
+            <w:r>
+              <w:t>By the end, I can</w:t>
+            </w:r>
+          </w:p>
+        </w:tc>
+        <w:tc>
+          <w:tcPr>
+            <w:tcW w:type="dxa" w:w="5112"/>
+          </w:tcPr>
+          <w:p>
+            <w:r>
+              <w:t>How I will show it</w:t>
+            </w:r>
+          </w:p>
+        </w:tc>
+      </w:tr>
+      <w:tr>
+        <w:tc>
+          <w:tcPr>
+            <w:tcW w:type="dxa" w:w="5112"/>
+          </w:tcPr>
+          <w:p>
+            <w:r>
+              <w:t>Explain the mechanism and terminology of untrusted input boundaries</w:t>
+            </w:r>
+          </w:p>
+        </w:tc>
+        <w:tc>
+          <w:tcPr>
+            <w:tcW w:type="dxa" w:w="5112"/>
+          </w:tcPr>
+          <w:p>
+            <w:r>
+              <w:t>Explain the deciding step, show a trace or test, and state one limit.</w:t>
+            </w:r>
+          </w:p>
+        </w:tc>
+      </w:tr>
+      <w:tr>
+        <w:tc>
+          <w:tcPr>
+            <w:tcW w:type="dxa" w:w="5112"/>
+          </w:tcPr>
+          <w:p>
+            <w:r>
+              <w:t>Apply the stated procedure to a new case with a traceable result</w:t>
+            </w:r>
+          </w:p>
+        </w:tc>
+        <w:tc>
+          <w:tcPr>
+            <w:tcW w:type="dxa" w:w="5112"/>
+          </w:tcPr>
+          <w:p>
+            <w:r>
+              <w:t>Explain the deciding step, show a trace or test, and state one limit.</w:t>
+            </w:r>
+          </w:p>
+        </w:tc>
+      </w:tr>
+      <w:tr>
+        <w:tc>
+          <w:tcPr>
+            <w:tcW w:type="dxa" w:w="5112"/>
+          </w:tcPr>
+          <w:p>
+            <w:r>
+              <w:t>Identify an assumption or limitation and design a revealing follow-up</w:t>
+            </w:r>
+          </w:p>
+        </w:tc>
+        <w:tc>
+          <w:tcPr>
+            <w:tcW w:type="dxa" w:w="5112"/>
+          </w:tcPr>
+          <w:p>
+            <w:r>
+              <w:t>Explain the deciding step, show a trace or test, and state one limit.</w:t>
+            </w:r>
+          </w:p>
+        </w:tc>
+      </w:tr>
+    </w:tbl>
+    <w:p>
+      <w:r>
+        <w:t>Remember → watch and explain → try with help → investigate → try independently → keep project evidence. Your teacher may spread this lesson across several classes.</w:t>
+      </w:r>
+    </w:p>
+    <w:p>
+      <w:r>
+        <w:t>Keep your first prediction. Compare it with what the evidence shows and explain any change.</w:t>
+      </w:r>
+    </w:p>
+    <w:p>
+      <w:pPr>
+        <w:pStyle w:val="Heading1"/>
+      </w:pPr>
+      <w:r>
+        <w:t>16. Finish and return</w:t>
+      </w:r>
+    </w:p>
+    <w:p>
+      <w:r>
+        <w:t>Close your notes. Explain this goal in your own words: Explain the mechanism and terminology of untrusted input boundaries</w:t>
+      </w:r>
+    </w:p>
+    <w:p>
+      <w:pPr>
+        <w:pStyle w:val="Heading3"/>
+      </w:pPr>
+      <w:r>
+        <w:t>My deciding step, evidence and one remaining question</w:t>
+      </w:r>
+    </w:p>
+    <w:p>
+      <w:r>
+        <w:t>________________________________________________________________</w:t>
+      </w:r>
+    </w:p>
+    <w:p>
+      <w:r>
+        <w:t>________________________________________________________________</w:t>
+      </w:r>
+    </w:p>
+    <w:p>
+      <w:r>
+        <w:t>________________________________________________________________</w:t>
+      </w:r>
+    </w:p>
+    <w:p>
+      <w:r>
+        <w:t>________________________________________________________________</w:t>
+      </w:r>
+    </w:p>
+    <w:p>
+      <w:r>
+        <w:t>________________________________________________________________</w:t>
+      </w:r>
+    </w:p>
+    <w:p>
+      <w:r>
+        <w:t>If you are unsure, return to the worked picture and explain one arrow. If you are ready, change an input or assumption and justify your prediction.</w:t>
+      </w:r>
+    </w:p>
+    <w:p>
+      <w:r>
+        <w:t>Save your workbook evidence. At the next review, try a different case before opening your old answer.</w:t>
       </w:r>
     </w:p>
     <w:sectPr>

--- a/downloads/student/ai-3-week-31.docx
+++ b/downloads/student/ai-3-week-31.docx
@@ -4393,6 +4393,215 @@
     <w:p>
       <w:r>
         <w:t>Save your workbook evidence. At the next review, try a different case before opening your old answer.</w:t>
+      </w:r>
+    </w:p>
+    <w:p>
+      <w:pPr>
+        <w:pStyle w:val="Heading1"/>
+      </w:pPr>
+      <w:r>
+        <w:t>17. Supported practice, repair and portfolio</w:t>
+      </w:r>
+    </w:p>
+    <w:p>
+      <w:r>
+        <w:t>Use this supported practice once, in the browser or on paper. Keep the reserved independent assessment for a separate first attempt before teacher feedback.</w:t>
+      </w:r>
+    </w:p>
+    <w:p>
+      <w:r>
+        <w:t>Make a strict lookup identifier boundary visible.</w:t>
+      </w:r>
+    </w:p>
+    <w:p>
+      <w:pPr>
+        <w:pStyle w:val="Heading3"/>
+      </w:pPr>
+      <w:r>
+        <w:t>Practice 1: explain the deciding evidence</w:t>
+      </w:r>
+    </w:p>
+    <w:p>
+      <w:r>
+        <w:t>Which labelled step matches this detail? Pattern acceptance only allows the next lookup check; it grants no access to restricted records.</w:t>
+      </w:r>
+    </w:p>
+    <w:p>
+      <w:r>
+        <w:t>1. Separate authority</w:t>
+      </w:r>
+    </w:p>
+    <w:p>
+      <w:r>
+        <w:t>2. Check pattern</w:t>
+      </w:r>
+    </w:p>
+    <w:p>
+      <w:r>
+        <w:t>3. Reject extra text</w:t>
+      </w:r>
+    </w:p>
+    <w:p>
+      <w:pPr>
+        <w:pStyle w:val="Heading3"/>
+      </w:pPr>
+      <w:r>
+        <w:t>My selected conclusion, deciding fact and explanation</w:t>
+      </w:r>
+    </w:p>
+    <w:p>
+      <w:r>
+        <w:t>________________________________________________________________</w:t>
+      </w:r>
+    </w:p>
+    <w:p>
+      <w:r>
+        <w:t>________________________________________________________________</w:t>
+      </w:r>
+    </w:p>
+    <w:p>
+      <w:r>
+        <w:t>________________________________________________________________</w:t>
+      </w:r>
+    </w:p>
+    <w:p>
+      <w:r>
+        <w:t>________________________________________________________________</w:t>
+      </w:r>
+    </w:p>
+    <w:p>
+      <w:r>
+        <w:t>________________________________________________________________</w:t>
+      </w:r>
+    </w:p>
+    <w:p>
+      <w:r>
+        <w:t>Hint if needed: Read the steps in the pictorial case. Match the supplied detail to the stage that performs or records it.</w:t>
+      </w:r>
+    </w:p>
+    <w:p>
+      <w:r>
+        <w:t>After your attempt, compare with the supported explanation: Separate authority Pattern acceptance only allows the next lookup check; it grants no access to restricted records. Read the picture in order. Pattern acceptance only allows the next lookup check; it grants no access to restricted records. The arrows show which recorded input or intermediate result each decision uses. Explain the deciding step aloud before checking the changed case; pointing to the final answer alone does not show how it follows.</w:t>
+      </w:r>
+    </w:p>
+    <w:p>
+      <w:pPr>
+        <w:pStyle w:val="Heading3"/>
+      </w:pPr>
+      <w:r>
+        <w:t>Practice 2: explain the deciding evidence</w:t>
+      </w:r>
+    </w:p>
+    <w:p>
+      <w:r>
+        <w:t>Changed-case practice: Change AB7 to Ab7. Which conclusion is supported by the supplied facts?</w:t>
+      </w:r>
+    </w:p>
+    <w:p>
+      <w:r>
+        <w:t>1. We can decide the result without examining the changed input or the procedure.</w:t>
+      </w:r>
+    </w:p>
+    <w:p>
+      <w:r>
+        <w:t>2. This one example guarantees correct results for every future input.</w:t>
+      </w:r>
+    </w:p>
+    <w:p>
+      <w:r>
+        <w:t>3. Reject it under the exact uppercase rule.</w:t>
+      </w:r>
+    </w:p>
+    <w:p>
+      <w:pPr>
+        <w:pStyle w:val="Heading3"/>
+      </w:pPr>
+      <w:r>
+        <w:t>My selected conclusion, deciding fact and explanation</w:t>
+      </w:r>
+    </w:p>
+    <w:p>
+      <w:r>
+        <w:t>________________________________________________________________</w:t>
+      </w:r>
+    </w:p>
+    <w:p>
+      <w:r>
+        <w:t>________________________________________________________________</w:t>
+      </w:r>
+    </w:p>
+    <w:p>
+      <w:r>
+        <w:t>________________________________________________________________</w:t>
+      </w:r>
+    </w:p>
+    <w:p>
+      <w:r>
+        <w:t>________________________________________________________________</w:t>
+      </w:r>
+    </w:p>
+    <w:p>
+      <w:r>
+        <w:t>________________________________________________________________</w:t>
+      </w:r>
+    </w:p>
+    <w:p>
+      <w:r>
+        <w:t>Hint if needed: Use the changed condition and the deciding step in the pictorial trace. The answer must say what follows from those facts.</w:t>
+      </w:r>
+    </w:p>
+    <w:p>
+      <w:r>
+        <w:t>After your attempt, compare with the supported explanation: Reject it under the exact uppercase rule. Lowercase b fails the declared pattern even though the identifier looks similar.</w:t>
+      </w:r>
+    </w:p>
+    <w:p>
+      <w:pPr>
+        <w:pStyle w:val="Heading3"/>
+      </w:pPr>
+      <w:r>
+        <w:t>Repair a missing building block</w:t>
+      </w:r>
+    </w:p>
+    <w:p>
+      <w:r>
+        <w:t>Review Bias and Representation (ai-3/30). Goal: Explain the mechanism and terminology of representation and bias evaluation. Short practice: Explain why comparing six correct answers in each group would mislead. Point to the relevant step in the picture, then write the changed result and the rule or evidence that supports it.. Return to this week and explain what you changed.</w:t>
+      </w:r>
+    </w:p>
+    <w:p>
+      <w:r>
+        <w:t>Review Privacy by Design (ai-3/28). Goal: Explain the mechanism and terminology of data retention and deletion. Short practice: Which IDs and locations must appear in the deletion evidence? Point to the relevant step in the picture, then write the changed result and the rule or evidence that supports it.. Return to this week and explain what you changed.</w:t>
+      </w:r>
+    </w:p>
+    <w:p>
+      <w:r>
+        <w:t>Review Quality Rubrics (ai-3/25). Goal: Explain the mechanism and terminology of system evaluation sets. Short practice: Why is “one out of two checks passed” an insufficient release decision? Point to the relevant step in the picture, then write the changed result and the rule or evidence that supports it.. Return to this week and explain what you changed.</w:t>
+      </w:r>
+    </w:p>
+    <w:p>
+      <w:pPr>
+        <w:pStyle w:val="Heading3"/>
+      </w:pPr>
+      <w:r>
+        <w:t>Predict, run and debug</w:t>
+      </w:r>
+    </w:p>
+    <w:p>
+      <w:r>
+        <w:t>The browser lab lets you edit the supported Python examples already included in this lesson. Predict first, run, inspect the actual output or error, change one input, then run again. Keep code, predictions, actual results and a reasoned revision together. On paper, label your result as a trace rather than an execution.</w:t>
+      </w:r>
+    </w:p>
+    <w:p>
+      <w:pPr>
+        <w:pStyle w:val="Heading3"/>
+      </w:pPr>
+      <w:r>
+        <w:t>Keep your completed work</w:t>
+      </w:r>
+    </w:p>
+    <w:p>
+      <w:r>
+        <w:t>Use Download completed work in the hosted lesson to export your answers, reflections, practice feedback and code-run evidence. Open the HTML copy to read or print it. Drafts stay in this browser when storage is available; clear drafts on a shared device.</w:t>
       </w:r>
     </w:p>
     <w:sectPr>

--- a/downloads/student/ai-3-week-31.docx
+++ b/downloads/student/ai-3-week-31.docx
@@ -42,6 +42,11 @@
       </w:r>
     </w:p>
     <w:p>
+      <w:r>
+        <w:t>Start with the target: Explain the mechanism and terminology of untrusted input boundaries. Try the recall before opening notes.</w:t>
+      </w:r>
+    </w:p>
+    <w:p>
       <w:pPr>
         <w:pStyle w:val="Heading3"/>
       </w:pPr>
@@ -50,17 +55,59 @@
       </w:r>
     </w:p>
     <w:p>
-      <w:r>
-        <w:t>I can explain the mechanism and terminology of untrusted input boundaries.</w:t>
-      </w:r>
-    </w:p>
-    <w:p>
-      <w:r>
+      <w:pPr>
+        <w:spacing w:line="336" w:lineRule="auto" w:after="180"/>
+      </w:pPr>
+      <w:r>
+        <w:rPr>
+          <w:b w:val="0"/>
+        </w:rPr>
+        <w:t xml:space="preserve">I can explain the </w:t>
+      </w:r>
+      <w:r>
+        <w:rPr>
+          <w:b/>
+        </w:rPr>
+        <w:t>mechanism</w:t>
+      </w:r>
+      <w:r>
+        <w:rPr>
+          <w:b w:val="0"/>
+        </w:rPr>
+        <w:t xml:space="preserve"> and terminology of </w:t>
+      </w:r>
+      <w:r>
+        <w:rPr>
+          <w:b/>
+        </w:rPr>
+        <w:t>untrusted input</w:t>
+      </w:r>
+      <w:r>
+        <w:rPr>
+          <w:b w:val="0"/>
+        </w:rPr>
+        <w:t xml:space="preserve"> boundaries.</w:t>
+      </w:r>
+    </w:p>
+    <w:p>
+      <w:pPr>
+        <w:spacing w:line="336" w:lineRule="auto" w:after="180"/>
+      </w:pPr>
+      <w:r>
+        <w:rPr>
+          <w:b w:val="0"/>
+        </w:rPr>
         <w:t>I can apply the stated procedure to a new case with a traceable result.</w:t>
       </w:r>
     </w:p>
     <w:p>
-      <w:r>
+      <w:pPr>
+        <w:spacing w:line="336" w:lineRule="auto" w:after="180"/>
+      </w:pPr>
+      <w:r>
+        <w:rPr>
+          <w:b w:val="0"/>
+        </w:rPr>
         <w:t>I can identify an assumption or limitation and design a revealing follow-up.</w:t>
       </w:r>
     </w:p>
@@ -73,38 +120,116 @@
       </w:r>
     </w:p>
     <w:p>
-      <w:r>
+      <w:pPr>
+        <w:spacing w:line="336" w:lineRule="auto" w:after="180"/>
+      </w:pPr>
+      <w:r>
+        <w:rPr>
+          <w:b w:val="0"/>
+        </w:rPr>
         <w:t>Close your notes first. A rough first answer helps us choose the right starting point; it is not a score for your ability.</w:t>
       </w:r>
     </w:p>
     <w:p>
-      <w:r>
+      <w:pPr>
+        <w:spacing w:line="336" w:lineRule="auto" w:after="180"/>
+      </w:pPr>
+      <w:r>
+        <w:rPr>
+          <w:b w:val="0"/>
+        </w:rPr>
         <w:t>Without opening the old lesson, explain one key idea from Bias and Representation. Give an example and a mistake that the idea helps you avoid.</w:t>
       </w:r>
     </w:p>
     <w:p>
-      <w:r>
+      <w:pPr>
+        <w:spacing w:line="336" w:lineRule="auto" w:after="180"/>
+      </w:pPr>
+      <w:r>
+        <w:rPr>
+          <w:b w:val="0"/>
+        </w:rPr>
         <w:t>Without opening the old lesson, explain one key idea from Privacy by Design. Give an example and a mistake that the idea helps you avoid.</w:t>
       </w:r>
     </w:p>
     <w:p>
-      <w:r>
+      <w:pPr>
+        <w:spacing w:line="336" w:lineRule="auto" w:after="180"/>
+      </w:pPr>
+      <w:r>
+        <w:rPr>
+          <w:b w:val="0"/>
+        </w:rPr>
         <w:t>Without opening the old lesson, explain one key idea from Quality Rubrics. Give an example and a mistake that the idea helps you avoid.</w:t>
       </w:r>
     </w:p>
     <w:p>
-      <w:r>
-        <w:t>After trying, check the relevant lesson or ask your teacher. Change the part of your explanation that the evidence shows was wrong.</w:t>
-      </w:r>
-    </w:p>
-    <w:p>
-      <w:r>
+      <w:pPr>
+        <w:spacing w:line="336" w:lineRule="auto" w:after="180"/>
+      </w:pPr>
+      <w:r>
+        <w:rPr>
+          <w:b w:val="0"/>
+        </w:rPr>
+        <w:t xml:space="preserve">After trying, check the relevant lesson or ask your teacher. Change the part of your explanation that the </w:t>
+      </w:r>
+      <w:r>
+        <w:rPr>
+          <w:b/>
+        </w:rPr>
+        <w:t>evidence</w:t>
+      </w:r>
+      <w:r>
+        <w:rPr>
+          <w:b w:val="0"/>
+        </w:rPr>
+        <w:t xml:space="preserve"> shows was wrong.</w:t>
+      </w:r>
+    </w:p>
+    <w:p>
+      <w:pPr>
+        <w:spacing w:line="336" w:lineRule="auto" w:after="180"/>
+      </w:pPr>
+      <w:r>
+        <w:rPr>
+          <w:b w:val="0"/>
+        </w:rPr>
         <w:t>Week 31: Safety Boundaries</w:t>
       </w:r>
     </w:p>
     <w:p>
-      <w:r>
-        <w:t>Systems need refusal, warning, escalation, and human-review policies.</w:t>
+      <w:pPr>
+        <w:spacing w:line="336" w:lineRule="auto" w:after="180"/>
+      </w:pPr>
+      <w:r>
+        <w:rPr>
+          <w:b w:val="0"/>
+        </w:rPr>
+        <w:t xml:space="preserve">Systems need </w:t>
+      </w:r>
+      <w:r>
+        <w:rPr>
+          <w:b/>
+        </w:rPr>
+        <w:t>refusal</w:t>
+      </w:r>
+      <w:r>
+        <w:rPr>
+          <w:b w:val="0"/>
+        </w:rPr>
+        <w:t xml:space="preserve">, warning, </w:t>
+      </w:r>
+      <w:r>
+        <w:rPr>
+          <w:b/>
+        </w:rPr>
+        <w:t>escalation</w:t>
+      </w:r>
+      <w:r>
+        <w:rPr>
+          <w:b w:val="0"/>
+        </w:rPr>
+        <w:t>, and human-review policies.</w:t>
       </w:r>
     </w:p>
     <w:p>
@@ -144,17 +269,35 @@
       </w:r>
     </w:p>
     <w:p>
-      <w:r>
+      <w:pPr>
+        <w:spacing w:line="336" w:lineRule="auto" w:after="180"/>
+      </w:pPr>
+      <w:r>
+        <w:rPr>
+          <w:b/>
+        </w:rPr>
         <w:t>CREATOR MISSION</w:t>
       </w:r>
     </w:p>
     <w:p>
-      <w:r>
+      <w:pPr>
+        <w:spacing w:line="336" w:lineRule="auto" w:after="180"/>
+      </w:pPr>
+      <w:r>
+        <w:rPr>
+          <w:b w:val="0"/>
+        </w:rPr>
         <w:t>Write safe behavior for three classroom risk levels.</w:t>
       </w:r>
     </w:p>
     <w:p>
-      <w:r>
+      <w:pPr>
+        <w:spacing w:line="336" w:lineRule="auto" w:after="180"/>
+      </w:pPr>
+      <w:r>
+        <w:rPr>
+          <w:b w:val="0"/>
+        </w:rPr>
         <w:t>Creator name and date:</w:t>
       </w:r>
     </w:p>
@@ -200,8 +343,38 @@
       </w:r>
     </w:p>
     <w:p>
-      <w:r>
-        <w:t>Recall External side effects and recovery. Explain why a recorded result needs its input conditions and evidence source before it can support a claim.</w:t>
+      <w:pPr>
+        <w:spacing w:line="336" w:lineRule="auto" w:after="180"/>
+      </w:pPr>
+      <w:r>
+        <w:rPr>
+          <w:b w:val="0"/>
+        </w:rPr>
+        <w:t xml:space="preserve">Recall External side effects and recovery. Explain why a recorded result needs its </w:t>
+      </w:r>
+      <w:r>
+        <w:rPr>
+          <w:b/>
+        </w:rPr>
+        <w:t>input</w:t>
+      </w:r>
+      <w:r>
+        <w:rPr>
+          <w:b w:val="0"/>
+        </w:rPr>
+        <w:t xml:space="preserve"> conditions and </w:t>
+      </w:r>
+      <w:r>
+        <w:rPr>
+          <w:b/>
+        </w:rPr>
+        <w:t>evidence</w:t>
+      </w:r>
+      <w:r>
+        <w:rPr>
+          <w:b w:val="0"/>
+        </w:rPr>
+        <w:t xml:space="preserve"> source before it can support a claim.</w:t>
       </w:r>
     </w:p>
     <w:p>
@@ -213,8 +386,38 @@
       </w:r>
     </w:p>
     <w:p>
-      <w:r>
-        <w:t>Recall Claim support and citation evaluation. Explain why a recorded result needs its input conditions and evidence source before it can support a claim.</w:t>
+      <w:pPr>
+        <w:spacing w:line="336" w:lineRule="auto" w:after="180"/>
+      </w:pPr>
+      <w:r>
+        <w:rPr>
+          <w:b w:val="0"/>
+        </w:rPr>
+        <w:t xml:space="preserve">Recall Claim support and citation evaluation. Explain why a recorded result needs its </w:t>
+      </w:r>
+      <w:r>
+        <w:rPr>
+          <w:b/>
+        </w:rPr>
+        <w:t>input</w:t>
+      </w:r>
+      <w:r>
+        <w:rPr>
+          <w:b w:val="0"/>
+        </w:rPr>
+        <w:t xml:space="preserve"> conditions and </w:t>
+      </w:r>
+      <w:r>
+        <w:rPr>
+          <w:b/>
+        </w:rPr>
+        <w:t>evidence</w:t>
+      </w:r>
+      <w:r>
+        <w:rPr>
+          <w:b w:val="0"/>
+        </w:rPr>
+        <w:t xml:space="preserve"> source before it can support a claim.</w:t>
       </w:r>
     </w:p>
     <w:p>
@@ -249,7 +452,13 @@
       </w:r>
     </w:p>
     <w:p>
-      <w:r>
+      <w:pPr>
+        <w:spacing w:line="336" w:lineRule="auto" w:after="180"/>
+      </w:pPr>
+      <w:r>
+        <w:rPr>
+          <w:b w:val="0"/>
+        </w:rPr>
         <w:t>By the end, I can explain safety boundaries using a traced example and a stated limitation.</w:t>
       </w:r>
     </w:p>
@@ -263,17 +472,52 @@
     </w:p>
     <w:p>
       <w:r>
+        <w:t>Investigate the supplied Safety Boundaries case. Separate observations, given facts and assumptions before choosing an explanation.</w:t>
+      </w:r>
+    </w:p>
+    <w:p>
+      <w:pPr>
+        <w:spacing w:line="336" w:lineRule="auto" w:after="180"/>
+      </w:pPr>
+      <w:r>
+        <w:rPr>
+          <w:b/>
+        </w:rPr>
         <w:t>PICTURE STORY</w:t>
       </w:r>
     </w:p>
     <w:p>
-      <w:r>
+      <w:pPr>
+        <w:spacing w:line="336" w:lineRule="auto" w:after="180"/>
+      </w:pPr>
+      <w:r>
+        <w:rPr>
+          <w:b w:val="0"/>
+        </w:rPr>
         <w:t>Notice → Predict → Explain</w:t>
       </w:r>
     </w:p>
     <w:p>
-      <w:r>
-        <w:t>Begin with visible evidence. Do not explain more than the picture and information support.</w:t>
+      <w:pPr>
+        <w:spacing w:line="336" w:lineRule="auto" w:after="180"/>
+      </w:pPr>
+      <w:r>
+        <w:rPr>
+          <w:b w:val="0"/>
+        </w:rPr>
+        <w:t xml:space="preserve">Begin with visible </w:t>
+      </w:r>
+      <w:r>
+        <w:rPr>
+          <w:b/>
+        </w:rPr>
+        <w:t>evidence</w:t>
+      </w:r>
+      <w:r>
+        <w:rPr>
+          <w:b w:val="0"/>
+        </w:rPr>
+        <w:t>. Do not explain more than the picture and information support.</w:t>
       </w:r>
     </w:p>
     <w:p>
@@ -313,18 +557,70 @@
       </w:r>
     </w:p>
     <w:p>
-      <w:r>
+      <w:pPr>
+        <w:pStyle w:val="Heading3"/>
+      </w:pPr>
+      <w:r>
+        <w:t>Start with this puzzle</w:t>
+      </w:r>
+    </w:p>
+    <w:p>
+      <w:pPr>
+        <w:spacing w:line="336" w:lineRule="auto" w:after="180"/>
+        <w:shd w:fill="F1F6FC"/>
+      </w:pPr>
+      <w:r>
+        <w:rPr>
+          <w:b w:val="0"/>
+        </w:rPr>
         <w:t>MYSTERY</w:t>
       </w:r>
     </w:p>
     <w:p>
-      <w:r>
-        <w:t>The learners must use safety boundaries to solve a problem. What information do they have? What decision or calculation do they make? What would count as evidence that it worked?</w:t>
-      </w:r>
-    </w:p>
-    <w:p>
-      <w:r>
-        <w:t>Three observations (what you can point to):</w:t>
+      <w:pPr>
+        <w:spacing w:line="336" w:lineRule="auto" w:after="180"/>
+        <w:shd w:fill="F5F1FB"/>
+      </w:pPr>
+      <w:r>
+        <w:rPr>
+          <w:b w:val="0"/>
+        </w:rPr>
+        <w:t xml:space="preserve">The learners must use safety boundaries to solve a problem. What information do they have? What decision or calculation do they make? What would count as </w:t>
+      </w:r>
+      <w:r>
+        <w:rPr>
+          <w:b/>
+        </w:rPr>
+        <w:t>evidence</w:t>
+      </w:r>
+      <w:r>
+        <w:rPr>
+          <w:b w:val="0"/>
+        </w:rPr>
+        <w:t xml:space="preserve"> that it worked?</w:t>
+      </w:r>
+    </w:p>
+    <w:p>
+      <w:pPr>
+        <w:spacing w:line="336" w:lineRule="auto" w:after="180"/>
+      </w:pPr>
+      <w:r>
+        <w:rPr>
+          <w:b w:val="0"/>
+        </w:rPr>
+        <w:t xml:space="preserve">Three </w:t>
+      </w:r>
+      <w:r>
+        <w:rPr>
+          <w:b/>
+        </w:rPr>
+        <w:t>observation</w:t>
+      </w:r>
+      <w:r>
+        <w:rPr>
+          <w:b w:val="0"/>
+        </w:rPr>
+        <w:t>s (what you can point to):</w:t>
       </w:r>
     </w:p>
     <w:p>
@@ -361,8 +657,26 @@
       </w:r>
     </w:p>
     <w:p>
-      <w:r>
-        <w:t>My prediction and the clue supporting it:</w:t>
+      <w:pPr>
+        <w:spacing w:line="336" w:lineRule="auto" w:after="180"/>
+      </w:pPr>
+      <w:r>
+        <w:rPr>
+          <w:b w:val="0"/>
+        </w:rPr>
+        <w:t xml:space="preserve">My </w:t>
+      </w:r>
+      <w:r>
+        <w:rPr>
+          <w:b/>
+        </w:rPr>
+        <w:t>prediction</w:t>
+      </w:r>
+      <w:r>
+        <w:rPr>
+          <w:b w:val="0"/>
+        </w:rPr>
+        <w:t xml:space="preserve"> and the clue supporting it:</w:t>
       </w:r>
     </w:p>
     <w:p>
@@ -407,13 +721,42 @@
       </w:r>
     </w:p>
     <w:p>
-      <w:r>
-        <w:t>Untrusted input must be treated according to a contract before reaching code, queries or tools. Data that resembles instructions does not acquire execution authority.</w:t>
-      </w:r>
-    </w:p>
-    <w:p>
-      <w:r>
-        <w:t>Begin by writing the question the procedure is intended to answer. Identify the information already supplied, the information it will produce and the information still missing. These are constructed classroom examples; they do not require live accounts, private records or an external service. Do not treat a plausible explanation as a measured outcome.</w:t>
+      <w:pPr>
+        <w:spacing w:line="336" w:lineRule="auto" w:after="180"/>
+      </w:pPr>
+      <w:r>
+        <w:rPr>
+          <w:b/>
+        </w:rPr>
+        <w:t>Untrusted input</w:t>
+      </w:r>
+      <w:r>
+        <w:rPr>
+          <w:b w:val="0"/>
+        </w:rPr>
+        <w:t xml:space="preserve"> must be treated according to a contract before reaching code, queries or tools. Data that resembles instructions does not acquire execution authority.</w:t>
+      </w:r>
+    </w:p>
+    <w:p>
+      <w:pPr>
+        <w:spacing w:line="336" w:lineRule="auto" w:after="180"/>
+      </w:pPr>
+      <w:r>
+        <w:rPr>
+          <w:b w:val="0"/>
+        </w:rPr>
+        <w:t>Begin by writing the question the procedure is intended to answer. Identify the information already supplied, the information it will produce and the information still missing.</w:t>
+      </w:r>
+    </w:p>
+    <w:p>
+      <w:pPr>
+        <w:spacing w:line="336" w:lineRule="auto" w:after="180"/>
+      </w:pPr>
+      <w:r>
+        <w:rPr>
+          <w:b w:val="0"/>
+        </w:rPr>
+        <w:t>These are constructed classroom examples; they do not require live accounts, private records or an external service. Do not treat a plausible explanation as a measured outcome.</w:t>
       </w:r>
     </w:p>
     <w:p>
@@ -425,13 +768,66 @@
       </w:r>
     </w:p>
     <w:p>
-      <w:r>
-        <w:t>Abstention and clarification are valid responses when necessary evidence is missing. Ask for the smallest fact that can resolve the decision.</w:t>
-      </w:r>
-    </w:p>
-    <w:p>
-      <w:r>
-        <w:t>Begin by writing the question the procedure is intended to answer. Identify the information already supplied, the information it will produce and the information still missing. These are constructed classroom examples; they do not require live accounts, private records or an external service. Do not treat a plausible explanation as a measured outcome.</w:t>
+      <w:pPr>
+        <w:spacing w:line="336" w:lineRule="auto" w:after="180"/>
+      </w:pPr>
+      <w:r>
+        <w:rPr>
+          <w:b/>
+        </w:rPr>
+        <w:t>Abstention</w:t>
+      </w:r>
+      <w:r>
+        <w:rPr>
+          <w:b w:val="0"/>
+        </w:rPr>
+        <w:t xml:space="preserve"> and </w:t>
+      </w:r>
+      <w:r>
+        <w:rPr>
+          <w:b/>
+        </w:rPr>
+        <w:t>clarification</w:t>
+      </w:r>
+      <w:r>
+        <w:rPr>
+          <w:b w:val="0"/>
+        </w:rPr>
+        <w:t xml:space="preserve"> are valid responses when necessary </w:t>
+      </w:r>
+      <w:r>
+        <w:rPr>
+          <w:b/>
+        </w:rPr>
+        <w:t>evidence</w:t>
+      </w:r>
+      <w:r>
+        <w:rPr>
+          <w:b w:val="0"/>
+        </w:rPr>
+        <w:t xml:space="preserve"> is missing. Ask for the smallest fact that can resolve the decision.</w:t>
+      </w:r>
+    </w:p>
+    <w:p>
+      <w:pPr>
+        <w:spacing w:line="336" w:lineRule="auto" w:after="180"/>
+      </w:pPr>
+      <w:r>
+        <w:rPr>
+          <w:b w:val="0"/>
+        </w:rPr>
+        <w:t>Begin by writing the question the procedure is intended to answer. Identify the information already supplied, the information it will produce and the information still missing.</w:t>
+      </w:r>
+    </w:p>
+    <w:p>
+      <w:pPr>
+        <w:spacing w:line="336" w:lineRule="auto" w:after="180"/>
+      </w:pPr>
+      <w:r>
+        <w:rPr>
+          <w:b w:val="0"/>
+        </w:rPr>
+        <w:t>These are constructed classroom examples; they do not require live accounts, private records or an external service. Do not treat a plausible explanation as a measured outcome.</w:t>
       </w:r>
     </w:p>
     <w:p>
@@ -444,16 +840,69 @@
     </w:p>
     <w:p>
       <w:r>
-        <w:t>VISUAL MECHANISM</w:t>
-      </w:r>
-    </w:p>
-    <w:p>
-      <w:r>
-        <w:t>Input → Process → Output</w:t>
-      </w:r>
-    </w:p>
-    <w:p>
-      <w:r>
+        <w:t>Follow the mechanism for Safety Boundaries. Connect each labelled input, deciding step and result.</w:t>
+      </w:r>
+    </w:p>
+    <w:p>
+      <w:pPr>
+        <w:spacing w:line="336" w:lineRule="auto" w:after="180"/>
+      </w:pPr>
+      <w:r>
+        <w:rPr>
+          <w:b/>
+        </w:rPr>
+        <w:t xml:space="preserve">VISUAL </w:t>
+      </w:r>
+      <w:r>
+        <w:rPr>
+          <w:b/>
+        </w:rPr>
+        <w:t>MECHANISM</w:t>
+      </w:r>
+    </w:p>
+    <w:p>
+      <w:pPr>
+        <w:spacing w:line="336" w:lineRule="auto" w:after="180"/>
+      </w:pPr>
+      <w:r>
+        <w:rPr>
+          <w:b/>
+        </w:rPr>
+        <w:t>Input</w:t>
+      </w:r>
+      <w:r>
+        <w:rPr>
+          <w:b w:val="0"/>
+        </w:rPr>
+        <w:t xml:space="preserve"> → </w:t>
+      </w:r>
+      <w:r>
+        <w:rPr>
+          <w:b/>
+        </w:rPr>
+        <w:t>Process</w:t>
+      </w:r>
+      <w:r>
+        <w:rPr>
+          <w:b w:val="0"/>
+        </w:rPr>
+        <w:t xml:space="preserve"> → </w:t>
+      </w:r>
+      <w:r>
+        <w:rPr>
+          <w:b/>
+        </w:rPr>
+        <w:t>Output</w:t>
+      </w:r>
+    </w:p>
+    <w:p>
+      <w:pPr>
+        <w:spacing w:line="336" w:lineRule="auto" w:after="180"/>
+      </w:pPr>
+      <w:r>
+        <w:rPr>
+          <w:b w:val="0"/>
+        </w:rPr>
         <w:t>Trace the information. At each stage, ask what changed and how you could test it.</w:t>
       </w:r>
     </w:p>
@@ -494,7 +943,13 @@
       </w:r>
     </w:p>
     <w:p>
-      <w:r>
+      <w:pPr>
+        <w:spacing w:line="336" w:lineRule="auto" w:after="180"/>
+      </w:pPr>
+      <w:r>
+        <w:rPr>
+          <w:b w:val="0"/>
+        </w:rPr>
         <w:t>↓</w:t>
       </w:r>
     </w:p>
@@ -535,7 +990,13 @@
       </w:r>
     </w:p>
     <w:p>
-      <w:r>
+      <w:pPr>
+        <w:spacing w:line="336" w:lineRule="auto" w:after="180"/>
+      </w:pPr>
+      <w:r>
+        <w:rPr>
+          <w:b w:val="0"/>
+        </w:rPr>
         <w:t>↓</w:t>
       </w:r>
     </w:p>
@@ -576,7 +1037,13 @@
       </w:r>
     </w:p>
     <w:p>
-      <w:r>
+      <w:pPr>
+        <w:spacing w:line="336" w:lineRule="auto" w:after="180"/>
+      </w:pPr>
+      <w:r>
+        <w:rPr>
+          <w:b w:val="0"/>
+        </w:rPr>
         <w:t>Which stage could fail even when the other two are correct? Explain:</w:t>
       </w:r>
     </w:p>
@@ -622,7 +1089,13 @@
       </w:r>
     </w:p>
     <w:p>
-      <w:r>
+      <w:pPr>
+        <w:spacing w:line="336" w:lineRule="auto" w:after="180"/>
+      </w:pPr>
+      <w:r>
+        <w:rPr>
+          <w:b w:val="0"/>
+        </w:rPr>
         <w:t>For the toy lookup accept room IDs matching one uppercase letter plus one digit. Perform exact dictionary lookup; never evaluate user strings as code. Reject invalid length or characters.</w:t>
       </w:r>
     </w:p>
@@ -719,8 +1192,61 @@
       </w:r>
     </w:p>
     <w:p>
-      <w:r>
-        <w:t>Before applying the procedure, write its units, denominator or decision boundary where relevant. A partner should be able to repeat each step using the same inputs. If a required input is absent or violates the stated contract, record that condition explicitly instead of quietly replacing it with a convenient value.</w:t>
+      <w:pPr>
+        <w:spacing w:line="336" w:lineRule="auto" w:after="180"/>
+      </w:pPr>
+      <w:r>
+        <w:rPr>
+          <w:b w:val="0"/>
+        </w:rPr>
+        <w:t xml:space="preserve">Before applying the procedure, write its units, denominator or decision </w:t>
+      </w:r>
+      <w:r>
+        <w:rPr>
+          <w:b/>
+        </w:rPr>
+        <w:t>boundary</w:t>
+      </w:r>
+      <w:r>
+        <w:rPr>
+          <w:b w:val="0"/>
+        </w:rPr>
+        <w:t xml:space="preserve"> where relevant. A partner should be able to repeat each step using the same </w:t>
+      </w:r>
+      <w:r>
+        <w:rPr>
+          <w:b/>
+        </w:rPr>
+        <w:t>input</w:t>
+      </w:r>
+      <w:r>
+        <w:rPr>
+          <w:b w:val="0"/>
+        </w:rPr>
+        <w:t>s.</w:t>
+      </w:r>
+    </w:p>
+    <w:p>
+      <w:pPr>
+        <w:spacing w:line="336" w:lineRule="auto" w:after="180"/>
+      </w:pPr>
+      <w:r>
+        <w:rPr>
+          <w:b w:val="0"/>
+        </w:rPr>
+        <w:t xml:space="preserve">If a required </w:t>
+      </w:r>
+      <w:r>
+        <w:rPr>
+          <w:b/>
+        </w:rPr>
+        <w:t>input</w:t>
+      </w:r>
+      <w:r>
+        <w:rPr>
+          <w:b w:val="0"/>
+        </w:rPr>
+        <w:t xml:space="preserve"> is absent or violates the stated contract, record that condition explicitly instead of quietly replacing it with a convenient value.</w:t>
       </w:r>
     </w:p>
     <w:p>
@@ -732,8 +1258,38 @@
       </w:r>
     </w:p>
     <w:p>
-      <w:r>
-        <w:t>Separate answerable claims from unresolved ones. Clarify ambiguous input when a user can supply the needed fact; abstain from unsupported conclusions when evidence is unavailable. Define acceptable fallback before evaluation.</w:t>
+      <w:pPr>
+        <w:spacing w:line="336" w:lineRule="auto" w:after="180"/>
+      </w:pPr>
+      <w:r>
+        <w:rPr>
+          <w:b w:val="0"/>
+        </w:rPr>
+        <w:t xml:space="preserve">Separate answerable claims from unresolved ones. Clarify ambiguous </w:t>
+      </w:r>
+      <w:r>
+        <w:rPr>
+          <w:b/>
+        </w:rPr>
+        <w:t>input</w:t>
+      </w:r>
+      <w:r>
+        <w:rPr>
+          <w:b w:val="0"/>
+        </w:rPr>
+        <w:t xml:space="preserve"> when a user can supply the needed fact; abstain from unsupported conclusions when </w:t>
+      </w:r>
+      <w:r>
+        <w:rPr>
+          <w:b/>
+        </w:rPr>
+        <w:t>evidence</w:t>
+      </w:r>
+      <w:r>
+        <w:rPr>
+          <w:b w:val="0"/>
+        </w:rPr>
+        <w:t xml:space="preserve"> is unavailable. Define acceptable fallback before evaluation.</w:t>
       </w:r>
     </w:p>
     <w:p>
@@ -829,8 +1385,61 @@
       </w:r>
     </w:p>
     <w:p>
-      <w:r>
-        <w:t>Before applying the procedure, write its units, denominator or decision boundary where relevant. A partner should be able to repeat each step using the same inputs. If a required input is absent or violates the stated contract, record that condition explicitly instead of quietly replacing it with a convenient value.</w:t>
+      <w:pPr>
+        <w:spacing w:line="336" w:lineRule="auto" w:after="180"/>
+      </w:pPr>
+      <w:r>
+        <w:rPr>
+          <w:b w:val="0"/>
+        </w:rPr>
+        <w:t xml:space="preserve">Before applying the procedure, write its units, denominator or decision </w:t>
+      </w:r>
+      <w:r>
+        <w:rPr>
+          <w:b/>
+        </w:rPr>
+        <w:t>boundary</w:t>
+      </w:r>
+      <w:r>
+        <w:rPr>
+          <w:b w:val="0"/>
+        </w:rPr>
+        <w:t xml:space="preserve"> where relevant. A partner should be able to repeat each step using the same </w:t>
+      </w:r>
+      <w:r>
+        <w:rPr>
+          <w:b/>
+        </w:rPr>
+        <w:t>input</w:t>
+      </w:r>
+      <w:r>
+        <w:rPr>
+          <w:b w:val="0"/>
+        </w:rPr>
+        <w:t>s.</w:t>
+      </w:r>
+    </w:p>
+    <w:p>
+      <w:pPr>
+        <w:spacing w:line="336" w:lineRule="auto" w:after="180"/>
+      </w:pPr>
+      <w:r>
+        <w:rPr>
+          <w:b w:val="0"/>
+        </w:rPr>
+        <w:t xml:space="preserve">If a required </w:t>
+      </w:r>
+      <w:r>
+        <w:rPr>
+          <w:b/>
+        </w:rPr>
+        <w:t>input</w:t>
+      </w:r>
+      <w:r>
+        <w:rPr>
+          <w:b w:val="0"/>
+        </w:rPr>
+        <w:t xml:space="preserve"> is absent or violates the stated contract, record that condition explicitly instead of quietly replacing it with a convenient value.</w:t>
       </w:r>
     </w:p>
     <w:p>
@@ -842,8 +1451,26 @@
       </w:r>
     </w:p>
     <w:p>
-      <w:r>
-        <w:t>Point to the input, the deciding step and the result in this week’s visual. Explain the same step in ordinary words. A picture helps when you can say what each part represents.</w:t>
+      <w:pPr>
+        <w:spacing w:line="336" w:lineRule="auto" w:after="180"/>
+      </w:pPr>
+      <w:r>
+        <w:rPr>
+          <w:b w:val="0"/>
+        </w:rPr>
+        <w:t xml:space="preserve">Point to the </w:t>
+      </w:r>
+      <w:r>
+        <w:rPr>
+          <w:b/>
+        </w:rPr>
+        <w:t>input</w:t>
+      </w:r>
+      <w:r>
+        <w:rPr>
+          <w:b w:val="0"/>
+        </w:rPr>
+        <w:t>, the deciding step and the result in this week’s visual. Explain the same step in ordinary words. A picture helps when you can say what each part represents.</w:t>
       </w:r>
     </w:p>
     <w:p>
@@ -856,16 +1483,54 @@
     </w:p>
     <w:p>
       <w:r>
+        <w:t>Compare the supplied cases for Safety Boundaries. Identify the detail that changes the conclusion.</w:t>
+      </w:r>
+    </w:p>
+    <w:p>
+      <w:pPr>
+        <w:pStyle w:val="Heading3"/>
+      </w:pPr>
+      <w:r>
+        <w:t>The case to investigate</w:t>
+      </w:r>
+    </w:p>
+    <w:p>
+      <w:pPr>
+        <w:spacing w:line="336" w:lineRule="auto" w:after="180"/>
+        <w:shd w:fill="F1F6FC"/>
+      </w:pPr>
+      <w:r>
+        <w:rPr>
+          <w:b w:val="0"/>
+        </w:rPr>
         <w:t>CASE GALLERY</w:t>
       </w:r>
     </w:p>
     <w:p>
-      <w:r>
-        <w:t>Four Tests, Four Kinds of Evidence</w:t>
-      </w:r>
-    </w:p>
-    <w:p>
-      <w:r>
+      <w:pPr>
+        <w:spacing w:line="336" w:lineRule="auto" w:after="180"/>
+      </w:pPr>
+      <w:r>
+        <w:rPr>
+          <w:b w:val="0"/>
+        </w:rPr>
+        <w:t xml:space="preserve">Four Tests, Four Kinds of </w:t>
+      </w:r>
+      <w:r>
+        <w:rPr>
+          <w:b/>
+        </w:rPr>
+        <w:t>Evidence</w:t>
+      </w:r>
+    </w:p>
+    <w:p>
+      <w:pPr>
+        <w:spacing w:line="336" w:lineRule="auto" w:after="180"/>
+      </w:pPr>
+      <w:r>
+        <w:rPr>
+          <w:b w:val="0"/>
+        </w:rPr>
         <w:t>A system is not understood until it survives more than one comfortable example.</w:t>
       </w:r>
     </w:p>
@@ -942,8 +1607,59 @@
       </w:r>
     </w:p>
     <w:p>
-      <w:r>
-        <w:t>NORMAL CASE: predict and name evidence.     BOUNDARY CASE: predict and name evidence.</w:t>
+      <w:pPr>
+        <w:pStyle w:val="Heading3"/>
+      </w:pPr>
+      <w:r>
+        <w:t>The normal case</w:t>
+      </w:r>
+    </w:p>
+    <w:p>
+      <w:pPr>
+        <w:spacing w:line="336" w:lineRule="auto" w:after="180"/>
+        <w:shd w:fill="F1F6FC"/>
+      </w:pPr>
+      <w:r>
+        <w:rPr>
+          <w:b w:val="0"/>
+        </w:rPr>
+        <w:t xml:space="preserve">NORMAL CASE: predict and name </w:t>
+      </w:r>
+      <w:r>
+        <w:rPr>
+          <w:b/>
+        </w:rPr>
+        <w:t>evidence</w:t>
+      </w:r>
+      <w:r>
+        <w:rPr>
+          <w:b w:val="0"/>
+        </w:rPr>
+        <w:t xml:space="preserve">.     </w:t>
+      </w:r>
+      <w:r>
+        <w:rPr>
+          <w:b/>
+        </w:rPr>
+        <w:t>BOUNDARY</w:t>
+      </w:r>
+      <w:r>
+        <w:rPr>
+          <w:b w:val="0"/>
+        </w:rPr>
+        <w:t xml:space="preserve"> CASE: predict and name </w:t>
+      </w:r>
+      <w:r>
+        <w:rPr>
+          <w:b/>
+        </w:rPr>
+        <w:t>evidence</w:t>
+      </w:r>
+      <w:r>
+        <w:rPr>
+          <w:b w:val="0"/>
+        </w:rPr>
+        <w:t>.</w:t>
       </w:r>
     </w:p>
     <w:p>
@@ -1019,12 +1735,58 @@
       </w:r>
     </w:p>
     <w:p>
-      <w:r>
-        <w:t>MISSING INFORMATION: predict and name evidence.     TRANSFER CASE: predict and name evidence.</w:t>
-      </w:r>
-    </w:p>
-    <w:p>
-      <w:r>
+      <w:pPr>
+        <w:pStyle w:val="Heading3"/>
+      </w:pPr>
+      <w:r>
+        <w:t>Check missing information</w:t>
+      </w:r>
+    </w:p>
+    <w:p>
+      <w:pPr>
+        <w:spacing w:line="336" w:lineRule="auto" w:after="180"/>
+        <w:shd w:fill="FFF5E6"/>
+      </w:pPr>
+      <w:r>
+        <w:rPr>
+          <w:b w:val="0"/>
+        </w:rPr>
+        <w:t xml:space="preserve">MISSING INFORMATION: predict and name </w:t>
+      </w:r>
+      <w:r>
+        <w:rPr>
+          <w:b/>
+        </w:rPr>
+        <w:t>evidence</w:t>
+      </w:r>
+      <w:r>
+        <w:rPr>
+          <w:b w:val="0"/>
+        </w:rPr>
+        <w:t xml:space="preserve">.     TRANSFER CASE: predict and name </w:t>
+      </w:r>
+      <w:r>
+        <w:rPr>
+          <w:b/>
+        </w:rPr>
+        <w:t>evidence</w:t>
+      </w:r>
+      <w:r>
+        <w:rPr>
+          <w:b w:val="0"/>
+        </w:rPr>
+        <w:t>.</w:t>
+      </w:r>
+    </w:p>
+    <w:p>
+      <w:pPr>
+        <w:spacing w:line="336" w:lineRule="auto" w:after="180"/>
+        <w:shd w:fill="F5F1FB"/>
+      </w:pPr>
+      <w:r>
+        <w:rPr>
+          <w:b w:val="0"/>
+        </w:rPr>
         <w:t>Which case is most likely to reveal a hidden assumption? Why?</w:t>
       </w:r>
     </w:p>
@@ -1070,17 +1832,68 @@
       </w:r>
     </w:p>
     <w:p>
-      <w:r>
+      <w:pPr>
+        <w:pStyle w:val="Heading3"/>
+      </w:pPr>
+      <w:r>
+        <w:t>Change one thing</w:t>
+      </w:r>
+    </w:p>
+    <w:p>
+      <w:pPr>
+        <w:spacing w:line="336" w:lineRule="auto" w:after="180"/>
+        <w:shd w:fill="F5F1FB"/>
+      </w:pPr>
+      <w:r>
+        <w:rPr>
+          <w:b w:val="0"/>
+        </w:rPr>
         <w:t>Change: Change AB7 to Ab7.</w:t>
       </w:r>
     </w:p>
     <w:p>
-      <w:r>
-        <w:t>Prediction: Reject it under the exact uppercase rule.</w:t>
-      </w:r>
-    </w:p>
-    <w:p>
-      <w:r>
+      <w:pPr>
+        <w:pStyle w:val="Heading3"/>
+      </w:pPr>
+      <w:r>
+        <w:t>Predicted result</w:t>
+      </w:r>
+    </w:p>
+    <w:p>
+      <w:pPr>
+        <w:spacing w:line="336" w:lineRule="auto" w:after="180"/>
+        <w:shd w:fill="F1F6FC"/>
+      </w:pPr>
+      <w:r>
+        <w:rPr>
+          <w:b/>
+        </w:rPr>
+        <w:t>Prediction</w:t>
+      </w:r>
+      <w:r>
+        <w:rPr>
+          <w:b w:val="0"/>
+        </w:rPr>
+        <w:t>: Reject it under the exact uppercase rule.</w:t>
+      </w:r>
+    </w:p>
+    <w:p>
+      <w:pPr>
+        <w:pStyle w:val="Heading3"/>
+      </w:pPr>
+      <w:r>
+        <w:t>Why the result follows</w:t>
+      </w:r>
+    </w:p>
+    <w:p>
+      <w:pPr>
+        <w:spacing w:line="336" w:lineRule="auto" w:after="180"/>
+        <w:shd w:fill="F1F6FC"/>
+      </w:pPr>
+      <w:r>
+        <w:rPr>
+          <w:b w:val="0"/>
+        </w:rPr>
         <w:t>Reason: Lowercase b fails the declared pattern even though the identifier looks similar.</w:t>
       </w:r>
     </w:p>
@@ -1094,16 +1907,39 @@
     </w:p>
     <w:p>
       <w:r>
+        <w:t>Use the vocabulary of Safety Boundaries to explain a concrete decision, rather than only memorising definitions.</w:t>
+      </w:r>
+    </w:p>
+    <w:p>
+      <w:pPr>
+        <w:spacing w:line="336" w:lineRule="auto" w:after="180"/>
+      </w:pPr>
+      <w:r>
+        <w:rPr>
+          <w:b/>
+        </w:rPr>
         <w:t>VOCABULARY LAB</w:t>
       </w:r>
     </w:p>
     <w:p>
-      <w:r>
+      <w:pPr>
+        <w:spacing w:line="336" w:lineRule="auto" w:after="180"/>
+      </w:pPr>
+      <w:r>
+        <w:rPr>
+          <w:b w:val="0"/>
+        </w:rPr>
         <w:t>Words You Can Use to Reason</w:t>
       </w:r>
     </w:p>
     <w:p>
-      <w:r>
+      <w:pPr>
+        <w:spacing w:line="336" w:lineRule="auto" w:after="180"/>
+      </w:pPr>
+      <w:r>
+        <w:rPr>
+          <w:b w:val="0"/>
+        </w:rPr>
         <w:t>A definition matters when you can recognize the idea, use it, and contrast it with a near-miss.</w:t>
       </w:r>
     </w:p>
@@ -1648,17 +2484,58 @@
     </w:p>
     <w:p>
       <w:r>
-        <w:t>WORKED EVIDENCE</w:t>
-      </w:r>
-    </w:p>
-    <w:p>
-      <w:r>
+        <w:t>Follow the worked trace for Safety Boundaries, predict a step, then compare with its explanation.</w:t>
+      </w:r>
+    </w:p>
+    <w:p>
+      <w:pPr>
+        <w:spacing w:line="336" w:lineRule="auto" w:after="180"/>
+      </w:pPr>
+      <w:r>
+        <w:rPr>
+          <w:b/>
+        </w:rPr>
+        <w:t xml:space="preserve">WORKED </w:t>
+      </w:r>
+      <w:r>
+        <w:rPr>
+          <w:b/>
+        </w:rPr>
+        <w:t>EVIDENCE</w:t>
+      </w:r>
+    </w:p>
+    <w:p>
+      <w:pPr>
+        <w:spacing w:line="336" w:lineRule="auto" w:after="180"/>
+      </w:pPr>
+      <w:r>
+        <w:rPr>
+          <w:b w:val="0"/>
+        </w:rPr>
         <w:t>Reason Step by Step</w:t>
       </w:r>
     </w:p>
     <w:p>
-      <w:r>
-        <w:t>Predict first. Then check each step. A correct answer without visible reasoning is incomplete evidence.</w:t>
+      <w:pPr>
+        <w:spacing w:line="336" w:lineRule="auto" w:after="180"/>
+      </w:pPr>
+      <w:r>
+        <w:rPr>
+          <w:b w:val="0"/>
+        </w:rPr>
+        <w:t xml:space="preserve">Predict first. Then check each step. A correct answer without visible reasoning is incomplete </w:t>
+      </w:r>
+      <w:r>
+        <w:rPr>
+          <w:b/>
+        </w:rPr>
+        <w:t>evidence</w:t>
+      </w:r>
+      <w:r>
+        <w:rPr>
+          <w:b w:val="0"/>
+        </w:rPr>
+        <w:t>.</w:t>
       </w:r>
     </w:p>
     <w:p>
@@ -1698,27 +2575,61 @@
       </w:r>
     </w:p>
     <w:p>
-      <w:r>
+      <w:pPr>
+        <w:spacing w:line="336" w:lineRule="auto" w:after="180"/>
+        <w:shd w:fill="F4F9FC"/>
+      </w:pPr>
+      <w:r>
+        <w:rPr>
+          <w:b w:val="0"/>
+        </w:rPr>
         <w:t>1. Low risk: answer a source-grounded study question.</w:t>
       </w:r>
     </w:p>
     <w:p>
-      <w:r>
+      <w:pPr>
+        <w:spacing w:line="336" w:lineRule="auto" w:after="180"/>
+        <w:shd w:fill="F4F9FC"/>
+      </w:pPr>
+      <w:r>
+        <w:rPr>
+          <w:b w:val="0"/>
+        </w:rPr>
         <w:t>2. Uncertain risk: warn, ask for context, or request adult help.</w:t>
       </w:r>
     </w:p>
     <w:p>
-      <w:r>
+      <w:pPr>
+        <w:spacing w:line="336" w:lineRule="auto" w:after="180"/>
+        <w:shd w:fill="F4F9FC"/>
+      </w:pPr>
+      <w:r>
+        <w:rPr>
+          <w:b w:val="0"/>
+        </w:rPr>
         <w:t>3. Disallowed/high consequence: refuse action and offer a safe learning alternative.</w:t>
       </w:r>
     </w:p>
     <w:p>
-      <w:r>
+      <w:pPr>
+        <w:spacing w:line="336" w:lineRule="auto" w:after="180"/>
+        <w:shd w:fill="F4F9FC"/>
+      </w:pPr>
+      <w:r>
+        <w:rPr>
+          <w:b w:val="0"/>
+        </w:rPr>
         <w:t>4. Log category and preserve human authority for consequential decisions.</w:t>
       </w:r>
     </w:p>
     <w:p>
-      <w:r>
+      <w:pPr>
+        <w:spacing w:line="336" w:lineRule="auto" w:after="180"/>
+      </w:pPr>
+      <w:r>
+        <w:rPr>
+          <w:b w:val="0"/>
+        </w:rPr>
         <w:t>Recalculate, retrace, or restate the reasoning in your own representation:</w:t>
       </w:r>
     </w:p>
@@ -1756,8 +2667,27 @@
       </w:r>
     </w:p>
     <w:p>
-      <w:r>
-        <w:t>CHECK  Did the evidence answer the exact question? Did the total, path, or source record stay consistent?</w:t>
+      <w:pPr>
+        <w:spacing w:line="336" w:lineRule="auto" w:after="180"/>
+        <w:shd w:fill="F5F1FB"/>
+      </w:pPr>
+      <w:r>
+        <w:rPr>
+          <w:b w:val="0"/>
+        </w:rPr>
+        <w:t xml:space="preserve">CHECK  Did the </w:t>
+      </w:r>
+      <w:r>
+        <w:rPr>
+          <w:b/>
+        </w:rPr>
+        <w:t>evidence</w:t>
+      </w:r>
+      <w:r>
+        <w:rPr>
+          <w:b w:val="0"/>
+        </w:rPr>
+        <w:t xml:space="preserve"> answer the exact question? Did the total, path, or source record stay consistent?</w:t>
       </w:r>
     </w:p>
     <w:p>
@@ -1769,23 +2699,155 @@
       </w:r>
     </w:p>
     <w:p>
-      <w:r>
-        <w:t>Inputs A1 and delete_all() are supplied to room lookup.</w:t>
-      </w:r>
-    </w:p>
-    <w:p>
-      <w:r>
+      <w:pPr>
+        <w:spacing w:line="336" w:lineRule="auto" w:after="180"/>
+      </w:pPr>
+      <w:r>
+        <w:rPr>
+          <w:b/>
+        </w:rPr>
+        <w:t>Input</w:t>
+      </w:r>
+      <w:r>
+        <w:rPr>
+          <w:b w:val="0"/>
+        </w:rPr>
+        <w:t>s A1 and delete_all() are supplied to room lookup.</w:t>
+      </w:r>
+    </w:p>
+    <w:p>
+      <w:pPr>
+        <w:spacing w:line="336" w:lineRule="auto" w:after="180"/>
+      </w:pPr>
+      <w:r>
+        <w:rPr>
+          <w:b w:val="0"/>
+        </w:rPr>
         <w:t>A1 passes the format; delete_all() fails. Neither is executed as code, including any instruction-shaped string.</w:t>
       </w:r>
     </w:p>
     <w:p>
-      <w:r>
-        <w:t>Compare the intermediate evidence with the final statement. Explain why each number or decision follows from the stated inputs. The conclusion belongs to this scenario and procedure; changing the inputs, evaluation population or authority can change what it establishes. Retain the raw record so a later revision can be compared honestly.</w:t>
-      </w:r>
-    </w:p>
-    <w:p>
-      <w:r>
-        <w:t>Optional local lab: predict the printed result before running this standalone Python 3 example. Change one relevant boundary input, record the outcome and state the contract or statistical assumptions. The program uses fictional values and the Python standard library; it performs no external operations.</w:t>
+      <w:pPr>
+        <w:pStyle w:val="Heading3"/>
+      </w:pPr>
+      <w:r>
+        <w:t>Worked explanation · Safety Boundaries</w:t>
+      </w:r>
+    </w:p>
+    <w:p>
+      <w:pPr>
+        <w:spacing w:line="336" w:lineRule="auto" w:after="180"/>
+        <w:shd w:fill="F1F6FC"/>
+      </w:pPr>
+      <w:r>
+        <w:rPr>
+          <w:b w:val="0"/>
+        </w:rPr>
+        <w:t xml:space="preserve">Compare the intermediate </w:t>
+      </w:r>
+      <w:r>
+        <w:rPr>
+          <w:b/>
+        </w:rPr>
+        <w:t>evidence</w:t>
+      </w:r>
+      <w:r>
+        <w:rPr>
+          <w:b w:val="0"/>
+        </w:rPr>
+        <w:t xml:space="preserve"> with the final statement. Explain why each number or decision follows from the stated </w:t>
+      </w:r>
+      <w:r>
+        <w:rPr>
+          <w:b/>
+        </w:rPr>
+        <w:t>input</w:t>
+      </w:r>
+      <w:r>
+        <w:rPr>
+          <w:b w:val="0"/>
+        </w:rPr>
+        <w:t>s.</w:t>
+      </w:r>
+    </w:p>
+    <w:p>
+      <w:pPr>
+        <w:spacing w:line="336" w:lineRule="auto" w:after="180"/>
+        <w:shd w:fill="F1F6FC"/>
+      </w:pPr>
+      <w:r>
+        <w:rPr>
+          <w:b w:val="0"/>
+        </w:rPr>
+        <w:t xml:space="preserve">The conclusion belongs to this scenario and procedure; changing the </w:t>
+      </w:r>
+      <w:r>
+        <w:rPr>
+          <w:b/>
+        </w:rPr>
+        <w:t>input</w:t>
+      </w:r>
+      <w:r>
+        <w:rPr>
+          <w:b w:val="0"/>
+        </w:rPr>
+        <w:t>s, evaluation population or authority can change what it establishes. Retain the raw record so a later revision can be compared honestly.</w:t>
+      </w:r>
+    </w:p>
+    <w:p>
+      <w:pPr>
+        <w:pStyle w:val="Heading3"/>
+      </w:pPr>
+      <w:r>
+        <w:t>Worked explanation · Safety Boundaries</w:t>
+      </w:r>
+    </w:p>
+    <w:p>
+      <w:pPr>
+        <w:spacing w:line="336" w:lineRule="auto" w:after="180"/>
+        <w:shd w:fill="F1F6FC"/>
+      </w:pPr>
+      <w:r>
+        <w:rPr>
+          <w:b w:val="0"/>
+        </w:rPr>
+        <w:t xml:space="preserve">Optional local lab: predict the printed result before running this standalone Python 3 example. Change one relevant </w:t>
+      </w:r>
+      <w:r>
+        <w:rPr>
+          <w:b/>
+        </w:rPr>
+        <w:t>boundary</w:t>
+      </w:r>
+      <w:r>
+        <w:rPr>
+          <w:b w:val="0"/>
+        </w:rPr>
+        <w:t xml:space="preserve"> </w:t>
+      </w:r>
+      <w:r>
+        <w:rPr>
+          <w:b/>
+        </w:rPr>
+        <w:t>input</w:t>
+      </w:r>
+      <w:r>
+        <w:rPr>
+          <w:b w:val="0"/>
+        </w:rPr>
+        <w:t>, record the outcome and state the contract or statistical assumptions.</w:t>
+      </w:r>
+    </w:p>
+    <w:p>
+      <w:pPr>
+        <w:spacing w:line="336" w:lineRule="auto" w:after="180"/>
+        <w:shd w:fill="F1F6FC"/>
+      </w:pPr>
+      <w:r>
+        <w:rPr>
+          <w:b w:val="0"/>
+        </w:rPr>
+        <w:t>The program uses fictional values and the Python standard library; it performs no external operations.</w:t>
       </w:r>
     </w:p>
     <w:p>
@@ -1814,30 +2876,111 @@
       </w:r>
     </w:p>
     <w:p>
-      <w:r>
+      <w:pPr>
+        <w:spacing w:line="336" w:lineRule="auto" w:after="180"/>
+      </w:pPr>
+      <w:r>
+        <w:rPr>
+          <w:b w:val="0"/>
+        </w:rPr>
         <w:t>Approval names room B, but two registers give capacities 8 and 12 with no precedence rule. The question asks maximum attendance.</w:t>
       </w:r>
     </w:p>
     <w:p>
-      <w:r>
+      <w:pPr>
+        <w:spacing w:line="336" w:lineRule="auto" w:after="180"/>
+      </w:pPr>
+      <w:r>
+        <w:rPr>
+          <w:b w:val="0"/>
+        </w:rPr>
         <w:t>Do not pick the larger or smaller value as established fact. Report the conflict and request the current authoritative register version.</w:t>
       </w:r>
     </w:p>
     <w:p>
-      <w:r>
-        <w:t>Compare the intermediate evidence with the final statement. Explain why each number or decision follows from the stated inputs. The conclusion belongs to this scenario and procedure; changing the inputs, evaluation population or authority can change what it establishes. Retain the raw record so a later revision can be compared honestly.</w:t>
-      </w:r>
-    </w:p>
-    <w:p>
       <w:pPr>
         <w:pStyle w:val="Heading3"/>
       </w:pPr>
       <w:r>
+        <w:t>Worked explanation · Safety Boundaries</w:t>
+      </w:r>
+    </w:p>
+    <w:p>
+      <w:pPr>
+        <w:spacing w:line="336" w:lineRule="auto" w:after="180"/>
+        <w:shd w:fill="F1F6FC"/>
+      </w:pPr>
+      <w:r>
+        <w:rPr>
+          <w:b w:val="0"/>
+        </w:rPr>
+        <w:t xml:space="preserve">Compare the intermediate </w:t>
+      </w:r>
+      <w:r>
+        <w:rPr>
+          <w:b/>
+        </w:rPr>
+        <w:t>evidence</w:t>
+      </w:r>
+      <w:r>
+        <w:rPr>
+          <w:b w:val="0"/>
+        </w:rPr>
+        <w:t xml:space="preserve"> with the final statement. Explain why each number or decision follows from the stated </w:t>
+      </w:r>
+      <w:r>
+        <w:rPr>
+          <w:b/>
+        </w:rPr>
+        <w:t>input</w:t>
+      </w:r>
+      <w:r>
+        <w:rPr>
+          <w:b w:val="0"/>
+        </w:rPr>
+        <w:t>s.</w:t>
+      </w:r>
+    </w:p>
+    <w:p>
+      <w:pPr>
+        <w:spacing w:line="336" w:lineRule="auto" w:after="180"/>
+        <w:shd w:fill="F1F6FC"/>
+      </w:pPr>
+      <w:r>
+        <w:rPr>
+          <w:b w:val="0"/>
+        </w:rPr>
+        <w:t xml:space="preserve">The conclusion belongs to this scenario and procedure; changing the </w:t>
+      </w:r>
+      <w:r>
+        <w:rPr>
+          <w:b/>
+        </w:rPr>
+        <w:t>input</w:t>
+      </w:r>
+      <w:r>
+        <w:rPr>
+          <w:b w:val="0"/>
+        </w:rPr>
+        <w:t>s, evaluation population or authority can change what it establishes. Retain the raw record so a later revision can be compared honestly.</w:t>
+      </w:r>
+    </w:p>
+    <w:p>
+      <w:pPr>
+        <w:pStyle w:val="Heading3"/>
+      </w:pPr>
+      <w:r>
         <w:t>Learn from the worked case</w:t>
       </w:r>
     </w:p>
     <w:p>
-      <w:r>
+      <w:pPr>
+        <w:spacing w:line="336" w:lineRule="auto" w:after="180"/>
+      </w:pPr>
+      <w:r>
+        <w:rPr>
+          <w:b w:val="0"/>
+        </w:rPr>
         <w:t>Cover the result before checking it. Say what is given, choose the procedure, and follow one step at a time. Then uncover the result and explain your first mismatch. Ask why a step is allowed, not only what number it produces.</w:t>
       </w:r>
     </w:p>
@@ -1850,8 +2993,26 @@
       </w:r>
     </w:p>
     <w:p>
-      <w:r>
-        <w:t>Make a strict lookup identifier boundary visible.</w:t>
+      <w:pPr>
+        <w:spacing w:line="336" w:lineRule="auto" w:after="180"/>
+      </w:pPr>
+      <w:r>
+        <w:rPr>
+          <w:b w:val="0"/>
+        </w:rPr>
+        <w:t xml:space="preserve">Make a strict lookup identifier </w:t>
+      </w:r>
+      <w:r>
+        <w:rPr>
+          <w:b/>
+        </w:rPr>
+        <w:t>boundary</w:t>
+      </w:r>
+      <w:r>
+        <w:rPr>
+          <w:b w:val="0"/>
+        </w:rPr>
+        <w:t xml:space="preserve"> visible.</w:t>
       </w:r>
     </w:p>
     <w:p>
@@ -1863,13 +3024,55 @@
       </w:r>
     </w:p>
     <w:p>
-      <w:r>
+      <w:pPr>
+        <w:pStyle w:val="Heading3"/>
+      </w:pPr>
+      <w:r>
+        <w:t>Supplied facts</w:t>
+      </w:r>
+    </w:p>
+    <w:p>
+      <w:pPr>
+        <w:spacing w:line="336" w:lineRule="auto" w:after="180"/>
+        <w:shd w:fill="F1F6FC"/>
+      </w:pPr>
+      <w:r>
+        <w:rPr>
+          <w:b w:val="0"/>
+        </w:rPr>
         <w:t>Toy lookup accepts exactly two uppercase ASCII letters followed by one digit. Accepted example: AB7. No trimming or extra characters are allowed.</w:t>
       </w:r>
     </w:p>
     <w:p>
-      <w:r>
-        <w:t>All inputs and outcomes in this worked example are invented classroom data; no real model run is claimed.</w:t>
+      <w:pPr>
+        <w:pStyle w:val="Heading3"/>
+      </w:pPr>
+      <w:r>
+        <w:t>Supplied facts</w:t>
+      </w:r>
+    </w:p>
+    <w:p>
+      <w:pPr>
+        <w:spacing w:line="336" w:lineRule="auto" w:after="180"/>
+        <w:shd w:fill="F1F6FC"/>
+      </w:pPr>
+      <w:r>
+        <w:rPr>
+          <w:b w:val="0"/>
+        </w:rPr>
+        <w:t xml:space="preserve">All </w:t>
+      </w:r>
+      <w:r>
+        <w:rPr>
+          <w:b/>
+        </w:rPr>
+        <w:t>input</w:t>
+      </w:r>
+      <w:r>
+        <w:rPr>
+          <w:b w:val="0"/>
+        </w:rPr>
+        <w:t>s and outcomes in this worked example are invented classroom data; no real model run is claimed.</w:t>
       </w:r>
     </w:p>
     <w:p>
@@ -2032,30 +3235,138 @@
       </w:r>
     </w:p>
     <w:p>
-      <w:r>
-        <w:t>Read the picture in order. Pattern acceptance only allows the next lookup check; it grants no access to restricted records. The arrows show which recorded input or intermediate result each decision uses. Explain the deciding step aloud before checking the changed case; pointing to the final answer alone does not show how it follows.</w:t>
-      </w:r>
-    </w:p>
-    <w:p>
       <w:pPr>
         <w:pStyle w:val="Heading3"/>
       </w:pPr>
       <w:r>
+        <w:t>Why the result follows</w:t>
+      </w:r>
+    </w:p>
+    <w:p>
+      <w:pPr>
+        <w:spacing w:line="336" w:lineRule="auto" w:after="180"/>
+        <w:shd w:fill="F1F6FC"/>
+      </w:pPr>
+      <w:r>
+        <w:rPr>
+          <w:b w:val="0"/>
+        </w:rPr>
+        <w:t xml:space="preserve">Read the picture in order. Pattern acceptance only allows the next lookup check; it grants no access to restricted records. The arrows show which recorded </w:t>
+      </w:r>
+      <w:r>
+        <w:rPr>
+          <w:b/>
+        </w:rPr>
+        <w:t>input</w:t>
+      </w:r>
+      <w:r>
+        <w:rPr>
+          <w:b w:val="0"/>
+        </w:rPr>
+        <w:t xml:space="preserve"> or intermediate result each decision uses.</w:t>
+      </w:r>
+    </w:p>
+    <w:p>
+      <w:pPr>
+        <w:spacing w:line="336" w:lineRule="auto" w:after="180"/>
+        <w:shd w:fill="F1F6FC"/>
+      </w:pPr>
+      <w:r>
+        <w:rPr>
+          <w:b w:val="0"/>
+        </w:rPr>
+        <w:t>Explain the deciding step aloud before checking the changed case; pointing to the final answer alone does not show how it follows.</w:t>
+      </w:r>
+    </w:p>
+    <w:p>
+      <w:pPr>
+        <w:pStyle w:val="Heading3"/>
+      </w:pPr>
+      <w:r>
         <w:t>What this example does not establish</w:t>
       </w:r>
     </w:p>
     <w:p>
-      <w:r>
-        <w:t>Strict formatting is one boundary; it does not solve every injection or authorisation problem.</w:t>
-      </w:r>
-    </w:p>
-    <w:p>
-      <w:r>
-        <w:t>Read the labelled picture: If AB7 passes the pattern, may it access teacher-only material? Point to the relevant step in the picture, then write the changed result and the rule or evidence that supports it.</w:t>
-      </w:r>
-    </w:p>
-    <w:p>
-      <w:r>
+      <w:pPr>
+        <w:pStyle w:val="Heading3"/>
+      </w:pPr>
+      <w:r>
+        <w:t>Keep the stated limit</w:t>
+      </w:r>
+    </w:p>
+    <w:p>
+      <w:pPr>
+        <w:spacing w:line="336" w:lineRule="auto" w:after="180"/>
+        <w:shd w:fill="FFF5E6"/>
+      </w:pPr>
+      <w:r>
+        <w:rPr>
+          <w:b w:val="0"/>
+        </w:rPr>
+        <w:t xml:space="preserve">Strict formatting is one </w:t>
+      </w:r>
+      <w:r>
+        <w:rPr>
+          <w:b/>
+        </w:rPr>
+        <w:t>boundary</w:t>
+      </w:r>
+      <w:r>
+        <w:rPr>
+          <w:b w:val="0"/>
+        </w:rPr>
+        <w:t>; it does not solve every injection or authorisation problem.</w:t>
+      </w:r>
+    </w:p>
+    <w:p>
+      <w:pPr>
+        <w:pStyle w:val="Heading3"/>
+      </w:pPr>
+      <w:r>
+        <w:t>Keep the stated limit</w:t>
+      </w:r>
+    </w:p>
+    <w:p>
+      <w:pPr>
+        <w:spacing w:line="336" w:lineRule="auto" w:after="180"/>
+        <w:shd w:fill="FFF5E6"/>
+      </w:pPr>
+      <w:r>
+        <w:rPr>
+          <w:b w:val="0"/>
+        </w:rPr>
+        <w:t xml:space="preserve">Read the labelled picture: If AB7 passes the pattern, may it access teacher-only material? Point to the relevant step in the picture, then write the changed result and the rule or </w:t>
+      </w:r>
+      <w:r>
+        <w:rPr>
+          <w:b/>
+        </w:rPr>
+        <w:t>evidence</w:t>
+      </w:r>
+      <w:r>
+        <w:rPr>
+          <w:b w:val="0"/>
+        </w:rPr>
+        <w:t xml:space="preserve"> that supports it.</w:t>
+      </w:r>
+    </w:p>
+    <w:p>
+      <w:pPr>
+        <w:pStyle w:val="Heading3"/>
+      </w:pPr>
+      <w:r>
+        <w:t>Keep the stated limit</w:t>
+      </w:r>
+    </w:p>
+    <w:p>
+      <w:pPr>
+        <w:spacing w:line="336" w:lineRule="auto" w:after="180"/>
+        <w:shd w:fill="FFF5E6"/>
+      </w:pPr>
+      <w:r>
+        <w:rPr>
+          <w:b w:val="0"/>
+        </w:rPr>
         <w:t>Change one thing: Change AB7 to Ab7. Predict the result before checking the explanation. What remains the same?</w:t>
       </w:r>
     </w:p>
@@ -2069,17 +3380,61 @@
     </w:p>
     <w:p>
       <w:r>
+        <w:t>Find the unsupported step in the Safety Boundaries claim and explain a repair using the supplied evidence.</w:t>
+      </w:r>
+    </w:p>
+    <w:p>
+      <w:pPr>
+        <w:pStyle w:val="Heading3"/>
+      </w:pPr>
+      <w:r>
+        <w:t>Find the first error</w:t>
+      </w:r>
+    </w:p>
+    <w:p>
+      <w:pPr>
+        <w:spacing w:line="336" w:lineRule="auto" w:after="180"/>
+        <w:shd w:fill="FFF5E6"/>
+      </w:pPr>
+      <w:r>
+        <w:rPr>
+          <w:b w:val="0"/>
+        </w:rPr>
         <w:t>ERROR DETECTIVE</w:t>
       </w:r>
     </w:p>
     <w:p>
-      <w:r>
+      <w:pPr>
+        <w:spacing w:line="336" w:lineRule="auto" w:after="180"/>
+      </w:pPr>
+      <w:r>
+        <w:rPr>
+          <w:b w:val="0"/>
+        </w:rPr>
         <w:t>Compare → Diagnose → Repair</w:t>
       </w:r>
     </w:p>
     <w:p>
-      <w:r>
-        <w:t>Do not patch the answer. Find the earliest unsupported assumption, wrong step, or weak evidence.</w:t>
+      <w:pPr>
+        <w:spacing w:line="336" w:lineRule="auto" w:after="180"/>
+      </w:pPr>
+      <w:r>
+        <w:rPr>
+          <w:b w:val="0"/>
+        </w:rPr>
+        <w:t xml:space="preserve">Do not patch the answer. Find the earliest unsupported assumption, wrong step, or weak </w:t>
+      </w:r>
+      <w:r>
+        <w:rPr>
+          <w:b/>
+        </w:rPr>
+        <w:t>evidence</w:t>
+      </w:r>
+      <w:r>
+        <w:rPr>
+          <w:b w:val="0"/>
+        </w:rPr>
+        <w:t>.</w:t>
       </w:r>
     </w:p>
     <w:p>
@@ -2329,7 +3684,14 @@
       </w:tr>
     </w:tbl>
     <w:p>
-      <w:r>
+      <w:pPr>
+        <w:spacing w:line="336" w:lineRule="auto" w:after="180"/>
+        <w:shd w:fill="F5F1FB"/>
+      </w:pPr>
+      <w:r>
+        <w:rPr>
+          <w:b w:val="0"/>
+        </w:rPr>
         <w:t>Repair one cause. Why is this repair better than changing several things?</w:t>
       </w:r>
     </w:p>
@@ -2375,15 +3737,42 @@
       </w:r>
     </w:p>
     <w:p>
-      <w:r>
-        <w:t>Complete the supported workbook tasks before attempting W4 independently. Record any hints or help used. After feedback, use the teacher's fresh retry rather than copying the earlier answer. For a project, select a relevant new case, predict the outcome from the declared rule and preserve the result alongside any revision.</w:t>
-      </w:r>
-    </w:p>
-    <w:p>
       <w:pPr>
         <w:pStyle w:val="Heading3"/>
       </w:pPr>
       <w:r>
+        <w:t>Check the claim against the facts</w:t>
+      </w:r>
+    </w:p>
+    <w:p>
+      <w:pPr>
+        <w:spacing w:line="336" w:lineRule="auto" w:after="180"/>
+        <w:shd w:fill="FFF5E6"/>
+      </w:pPr>
+      <w:r>
+        <w:rPr>
+          <w:b w:val="0"/>
+        </w:rPr>
+        <w:t>Complete the supported workbook tasks before attempting W4 independently. Record any hints or help used. After feedback, use the teacher's fresh retry rather than copying the earlier answer.</w:t>
+      </w:r>
+    </w:p>
+    <w:p>
+      <w:pPr>
+        <w:spacing w:line="336" w:lineRule="auto" w:after="180"/>
+        <w:shd w:fill="FFF5E6"/>
+      </w:pPr>
+      <w:r>
+        <w:rPr>
+          <w:b w:val="0"/>
+        </w:rPr>
+        <w:t>For a project, select a relevant new case, predict the outcome from the declared rule and preserve the result alongside any revision.</w:t>
+      </w:r>
+    </w:p>
+    <w:p>
+      <w:pPr>
+        <w:pStyle w:val="Heading3"/>
+      </w:pPr>
+      <w:r>
         <w:t>Exit: propose one revealing change to the worked scenario. State the expected outcome and the evidence that would make you revise your explanation.</w:t>
       </w:r>
     </w:p>
@@ -2421,15 +3810,42 @@
       </w:r>
     </w:p>
     <w:p>
-      <w:r>
-        <w:t>Complete the supported workbook tasks before attempting W4 independently. Record any hints or help used. After feedback, use the teacher's fresh retry rather than copying the earlier answer. For a project, select a relevant new case, predict the outcome from the declared rule and preserve the result alongside any revision.</w:t>
-      </w:r>
-    </w:p>
-    <w:p>
       <w:pPr>
         <w:pStyle w:val="Heading3"/>
       </w:pPr>
       <w:r>
+        <w:t>Check the claim against the facts</w:t>
+      </w:r>
+    </w:p>
+    <w:p>
+      <w:pPr>
+        <w:spacing w:line="336" w:lineRule="auto" w:after="180"/>
+        <w:shd w:fill="FFF5E6"/>
+      </w:pPr>
+      <w:r>
+        <w:rPr>
+          <w:b w:val="0"/>
+        </w:rPr>
+        <w:t>Complete the supported workbook tasks before attempting W4 independently. Record any hints or help used. After feedback, use the teacher's fresh retry rather than copying the earlier answer.</w:t>
+      </w:r>
+    </w:p>
+    <w:p>
+      <w:pPr>
+        <w:spacing w:line="336" w:lineRule="auto" w:after="180"/>
+        <w:shd w:fill="FFF5E6"/>
+      </w:pPr>
+      <w:r>
+        <w:rPr>
+          <w:b w:val="0"/>
+        </w:rPr>
+        <w:t>For a project, select a relevant new case, predict the outcome from the declared rule and preserve the result alongside any revision.</w:t>
+      </w:r>
+    </w:p>
+    <w:p>
+      <w:pPr>
+        <w:pStyle w:val="Heading3"/>
+      </w:pPr>
+      <w:r>
         <w:t>Exit: propose one revealing change to the worked scenario. State the expected outcome and the evidence that would make you revise your explanation.</w:t>
       </w:r>
     </w:p>
@@ -2468,16 +3884,39 @@
     </w:p>
     <w:p>
       <w:r>
+        <w:t>Practise Safety Boundaries with support, then explain the deciding step in your own words.</w:t>
+      </w:r>
+    </w:p>
+    <w:p>
+      <w:pPr>
+        <w:spacing w:line="336" w:lineRule="auto" w:after="180"/>
+      </w:pPr>
+      <w:r>
+        <w:rPr>
+          <w:b/>
+        </w:rPr>
         <w:t>LOGIC STUDIO</w:t>
       </w:r>
     </w:p>
     <w:p>
-      <w:r>
+      <w:pPr>
+        <w:spacing w:line="336" w:lineRule="auto" w:after="180"/>
+      </w:pPr>
+      <w:r>
+        <w:rPr>
+          <w:b w:val="0"/>
+        </w:rPr>
         <w:t>Specify Before You Run</w:t>
       </w:r>
     </w:p>
     <w:p>
-      <w:r>
+      <w:pPr>
+        <w:spacing w:line="336" w:lineRule="auto" w:after="180"/>
+      </w:pPr>
+      <w:r>
+        <w:rPr>
+          <w:b w:val="0"/>
+        </w:rPr>
         <w:t>Prompts, schemas, retrieval, tool calls, and code are inspectable parts of one AI product.</w:t>
       </w:r>
     </w:p>
@@ -2518,8 +3957,26 @@
       </w:r>
     </w:p>
     <w:p>
-      <w:r>
-        <w:t>SET task, audience, constraints, output_schema</w:t>
+      <w:pPr>
+        <w:spacing w:line="336" w:lineRule="auto" w:after="180"/>
+      </w:pPr>
+      <w:r>
+        <w:rPr>
+          <w:b w:val="0"/>
+        </w:rPr>
+        <w:t xml:space="preserve">SET task, audience, constraints, </w:t>
+      </w:r>
+      <w:r>
+        <w:rPr>
+          <w:b/>
+        </w:rPr>
+        <w:t>output</w:t>
+      </w:r>
+      <w:r>
+        <w:rPr>
+          <w:b w:val="0"/>
+        </w:rPr>
+        <w:t>_schema</w:t>
         <w:br/>
         <w:t>LOAD approved_context or retrieval_result</w:t>
         <w:br/>
@@ -2527,14 +3984,57 @@
         <w:br/>
         <w:t>VALIDATE fields, claims, citations, and safety</w:t>
         <w:br/>
-        <w:t>IF evidence missing: ask, retrieve, or abstain</w:t>
+        <w:t xml:space="preserve">IF </w:t>
+      </w:r>
+      <w:r>
+        <w:rPr>
+          <w:b/>
+        </w:rPr>
+        <w:t>evidence</w:t>
+      </w:r>
+      <w:r>
+        <w:rPr>
+          <w:b w:val="0"/>
+        </w:rPr>
+        <w:t xml:space="preserve"> missing: ask, retrieve, or abstain</w:t>
         <w:br/>
-        <w:t>RETURN useful output + source trail + limitations</w:t>
-      </w:r>
-    </w:p>
-    <w:p>
-      <w:r>
-        <w:t>Trace one input. Which line changes the state or chooses a path?</w:t>
+        <w:t xml:space="preserve">RETURN useful </w:t>
+      </w:r>
+      <w:r>
+        <w:rPr>
+          <w:b/>
+        </w:rPr>
+        <w:t>output</w:t>
+      </w:r>
+      <w:r>
+        <w:rPr>
+          <w:b w:val="0"/>
+        </w:rPr>
+        <w:t xml:space="preserve"> + source trail + limitations</w:t>
+      </w:r>
+    </w:p>
+    <w:p>
+      <w:pPr>
+        <w:spacing w:line="336" w:lineRule="auto" w:after="180"/>
+        <w:shd w:fill="F5F1FB"/>
+      </w:pPr>
+      <w:r>
+        <w:rPr>
+          <w:b w:val="0"/>
+        </w:rPr>
+        <w:t xml:space="preserve">Trace one </w:t>
+      </w:r>
+      <w:r>
+        <w:rPr>
+          <w:b/>
+        </w:rPr>
+        <w:t>input</w:t>
+      </w:r>
+      <w:r>
+        <w:rPr>
+          <w:b w:val="0"/>
+        </w:rPr>
+        <w:t>. Which line changes the state or chooses a path?</w:t>
       </w:r>
     </w:p>
     <w:p>
@@ -2579,13 +4079,48 @@
       </w:r>
     </w:p>
     <w:p>
-      <w:r>
+      <w:pPr>
+        <w:spacing w:line="336" w:lineRule="auto" w:after="180"/>
+      </w:pPr>
+      <w:r>
+        <w:rPr>
+          <w:b w:val="0"/>
+        </w:rPr>
         <w:t>A format check does not grant resource access; authorisation follows separately.</w:t>
       </w:r>
     </w:p>
     <w:p>
-      <w:r>
-        <w:t>A useful check asks what would make the reasoning fail. Distinguish a failure to execute the declared procedure from a weakness in the procedure itself. The first may require a correction; the second requires an explicitly revised method and new evidence. Preserve unsuccessful cases so an improved result cannot hide the original problem.</w:t>
+      <w:pPr>
+        <w:spacing w:line="336" w:lineRule="auto" w:after="180"/>
+      </w:pPr>
+      <w:r>
+        <w:rPr>
+          <w:b w:val="0"/>
+        </w:rPr>
+        <w:t>A useful check asks what would make the reasoning fail. Distinguish a failure to execute the declared procedure from a weakness in the procedure itself.</w:t>
+      </w:r>
+    </w:p>
+    <w:p>
+      <w:pPr>
+        <w:spacing w:line="336" w:lineRule="auto" w:after="180"/>
+      </w:pPr>
+      <w:r>
+        <w:rPr>
+          <w:b w:val="0"/>
+        </w:rPr>
+        <w:t xml:space="preserve">The first may require a correction; the second requires an explicitly revised method and new </w:t>
+      </w:r>
+      <w:r>
+        <w:rPr>
+          <w:b/>
+        </w:rPr>
+        <w:t>evidence</w:t>
+      </w:r>
+      <w:r>
+        <w:rPr>
+          <w:b w:val="0"/>
+        </w:rPr>
+        <w:t>. Preserve unsuccessful cases so an improved result cannot hide the original problem.</w:t>
       </w:r>
     </w:p>
     <w:p>
@@ -2630,13 +4165,60 @@
       </w:r>
     </w:p>
     <w:p>
-      <w:r>
-        <w:t>An abstention avoids an unsupported answer but does not automatically make a system useful; evaluate appropriate answers and appropriate fallbacks separately.</w:t>
-      </w:r>
-    </w:p>
-    <w:p>
-      <w:r>
-        <w:t>A useful check asks what would make the reasoning fail. Distinguish a failure to execute the declared procedure from a weakness in the procedure itself. The first may require a correction; the second requires an explicitly revised method and new evidence. Preserve unsuccessful cases so an improved result cannot hide the original problem.</w:t>
+      <w:pPr>
+        <w:spacing w:line="336" w:lineRule="auto" w:after="180"/>
+      </w:pPr>
+      <w:r>
+        <w:rPr>
+          <w:b w:val="0"/>
+        </w:rPr>
+        <w:t xml:space="preserve">An </w:t>
+      </w:r>
+      <w:r>
+        <w:rPr>
+          <w:b/>
+        </w:rPr>
+        <w:t>abstention</w:t>
+      </w:r>
+      <w:r>
+        <w:rPr>
+          <w:b w:val="0"/>
+        </w:rPr>
+        <w:t xml:space="preserve"> avoids an unsupported answer but does not automatically make a system useful; evaluate appropriate answers and appropriate fallbacks separately.</w:t>
+      </w:r>
+    </w:p>
+    <w:p>
+      <w:pPr>
+        <w:spacing w:line="336" w:lineRule="auto" w:after="180"/>
+      </w:pPr>
+      <w:r>
+        <w:rPr>
+          <w:b w:val="0"/>
+        </w:rPr>
+        <w:t>A useful check asks what would make the reasoning fail. Distinguish a failure to execute the declared procedure from a weakness in the procedure itself.</w:t>
+      </w:r>
+    </w:p>
+    <w:p>
+      <w:pPr>
+        <w:spacing w:line="336" w:lineRule="auto" w:after="180"/>
+      </w:pPr>
+      <w:r>
+        <w:rPr>
+          <w:b w:val="0"/>
+        </w:rPr>
+        <w:t xml:space="preserve">The first may require a correction; the second requires an explicitly revised method and new </w:t>
+      </w:r>
+      <w:r>
+        <w:rPr>
+          <w:b/>
+        </w:rPr>
+        <w:t>evidence</w:t>
+      </w:r>
+      <w:r>
+        <w:rPr>
+          <w:b w:val="0"/>
+        </w:rPr>
+        <w:t>. Preserve unsuccessful cases so an improved result cannot hide the original problem.</w:t>
       </w:r>
     </w:p>
     <w:p>
@@ -2681,8 +4263,38 @@
       </w:r>
     </w:p>
     <w:p>
-      <w:r>
-        <w:t>Use workbook W2 for the connected example “Untrusted input boundaries”. First fill the input and rule boxes. Try the middle steps before asking for a hint. After a hint, try the next step yourself.</w:t>
+      <w:pPr>
+        <w:spacing w:line="336" w:lineRule="auto" w:after="180"/>
+      </w:pPr>
+      <w:r>
+        <w:rPr>
+          <w:b w:val="0"/>
+        </w:rPr>
+        <w:t>Use workbook W2 for the connected example “</w:t>
+      </w:r>
+      <w:r>
+        <w:rPr>
+          <w:b/>
+        </w:rPr>
+        <w:t>Untrusted input</w:t>
+      </w:r>
+      <w:r>
+        <w:rPr>
+          <w:b w:val="0"/>
+        </w:rPr>
+        <w:t xml:space="preserve"> boundaries”. First fill the </w:t>
+      </w:r>
+      <w:r>
+        <w:rPr>
+          <w:b/>
+        </w:rPr>
+        <w:t>input</w:t>
+      </w:r>
+      <w:r>
+        <w:rPr>
+          <w:b w:val="0"/>
+        </w:rPr>
+        <w:t xml:space="preserve"> and rule boxes. Try the middle steps before asking for a hint. After a hint, try the next step yourself.</w:t>
       </w:r>
     </w:p>
     <w:tbl>
@@ -2765,7 +4377,13 @@
       </w:tr>
     </w:tbl>
     <w:p>
-      <w:r>
+      <w:pPr>
+        <w:spacing w:line="336" w:lineRule="auto" w:after="180"/>
+      </w:pPr>
+      <w:r>
+        <w:rPr>
+          <w:b w:val="0"/>
+        </w:rPr>
         <w:t>Explain your trace to a partner. Your partner points to one step to check. Swap roles on the next case. Each person writes their own explanation.</w:t>
       </w:r>
     </w:p>
@@ -2778,12 +4396,47 @@
       </w:r>
     </w:p>
     <w:p>
-      <w:r>
-        <w:t>Use the worked case for Untrusted input boundaries. Proposed explanation: “The worked result establishes every future case”. Decide whether this explanation is supported. Point to the step or supplied fact that decides; explain your repair if needed.</w:t>
-      </w:r>
-    </w:p>
-    <w:p>
-      <w:r>
+      <w:pPr>
+        <w:spacing w:line="336" w:lineRule="auto" w:after="180"/>
+      </w:pPr>
+      <w:r>
+        <w:rPr>
+          <w:b w:val="0"/>
+        </w:rPr>
+        <w:t xml:space="preserve">Use the worked case for </w:t>
+      </w:r>
+      <w:r>
+        <w:rPr>
+          <w:b/>
+        </w:rPr>
+        <w:t>Untrusted input</w:t>
+      </w:r>
+      <w:r>
+        <w:rPr>
+          <w:b w:val="0"/>
+        </w:rPr>
+        <w:t xml:space="preserve"> boundaries. Proposed explanation: “The worked result establishes every future case”. Decide whether this explanation is supported.</w:t>
+      </w:r>
+    </w:p>
+    <w:p>
+      <w:pPr>
+        <w:spacing w:line="336" w:lineRule="auto" w:after="180"/>
+      </w:pPr>
+      <w:r>
+        <w:rPr>
+          <w:b w:val="0"/>
+        </w:rPr>
+        <w:t>Point to the step or supplied fact that decides; explain your repair if needed.</w:t>
+      </w:r>
+    </w:p>
+    <w:p>
+      <w:pPr>
+        <w:spacing w:line="336" w:lineRule="auto" w:after="180"/>
+      </w:pPr>
+      <w:r>
+        <w:rPr>
+          <w:b w:val="0"/>
+        </w:rPr>
         <w:t>Answer on your own before discussion. If you are unsure, say which step you need help with.</w:t>
       </w:r>
     </w:p>
@@ -2796,8 +4449,26 @@
       </w:r>
     </w:p>
     <w:p>
-      <w:r>
-        <w:t>Use its named workbook W2. Identify the given inputs, try the middle steps with less help, then explain your trace. Check this claim before group discussion: The worked result establishes every future case</w:t>
+      <w:pPr>
+        <w:spacing w:line="336" w:lineRule="auto" w:after="180"/>
+      </w:pPr>
+      <w:r>
+        <w:rPr>
+          <w:b w:val="0"/>
+        </w:rPr>
+        <w:t xml:space="preserve">Use its named workbook W2. Identify the given </w:t>
+      </w:r>
+      <w:r>
+        <w:rPr>
+          <w:b/>
+        </w:rPr>
+        <w:t>input</w:t>
+      </w:r>
+      <w:r>
+        <w:rPr>
+          <w:b w:val="0"/>
+        </w:rPr>
+        <w:t>s, try the middle steps with less help, then explain your trace. Check this claim before group discussion: The worked result establishes every future case</w:t>
       </w:r>
     </w:p>
     <w:p>
@@ -2809,8 +4480,26 @@
       </w:r>
     </w:p>
     <w:p>
-      <w:r>
-        <w:t>If AB7 passes the pattern, may it access teacher-only material? Point to the relevant step in the picture, then write the changed result and the rule or evidence that supports it.</w:t>
+      <w:pPr>
+        <w:spacing w:line="336" w:lineRule="auto" w:after="180"/>
+      </w:pPr>
+      <w:r>
+        <w:rPr>
+          <w:b w:val="0"/>
+        </w:rPr>
+        <w:t xml:space="preserve">If AB7 passes the pattern, may it access teacher-only material? Point to the relevant step in the picture, then write the changed result and the rule or </w:t>
+      </w:r>
+      <w:r>
+        <w:rPr>
+          <w:b/>
+        </w:rPr>
+        <w:t>evidence</w:t>
+      </w:r>
+      <w:r>
+        <w:rPr>
+          <w:b w:val="0"/>
+        </w:rPr>
+        <w:t xml:space="preserve"> that supports it.</w:t>
       </w:r>
     </w:p>
     <w:p>
@@ -2842,7 +4531,13 @@
       </w:r>
     </w:p>
     <w:p>
-      <w:r>
+      <w:pPr>
+        <w:spacing w:line="336" w:lineRule="auto" w:after="180"/>
+      </w:pPr>
+      <w:r>
+        <w:rPr>
+          <w:b w:val="0"/>
+        </w:rPr>
         <w:t>This is supported practice. Keep the separately named independent case for an attempt before feedback.</w:t>
       </w:r>
     </w:p>
@@ -2856,16 +4551,45 @@
     </w:p>
     <w:p>
       <w:r>
-        <w:t>EVIDENCE LAB</w:t>
-      </w:r>
-    </w:p>
-    <w:p>
-      <w:r>
+        <w:t>Investigate Safety Boundaries. Record the prediction, actual observation or labelled paper trace, explanation and next test separately.</w:t>
+      </w:r>
+    </w:p>
+    <w:p>
+      <w:pPr>
+        <w:spacing w:line="336" w:lineRule="auto" w:after="180"/>
+      </w:pPr>
+      <w:r>
+        <w:rPr>
+          <w:b/>
+        </w:rPr>
+        <w:t>EVIDENCE</w:t>
+      </w:r>
+      <w:r>
+        <w:rPr>
+          <w:b/>
+        </w:rPr>
+        <w:t xml:space="preserve"> LAB</w:t>
+      </w:r>
+    </w:p>
+    <w:p>
+      <w:pPr>
+        <w:spacing w:line="336" w:lineRule="auto" w:after="180"/>
+      </w:pPr>
+      <w:r>
+        <w:rPr>
+          <w:b w:val="0"/>
+        </w:rPr>
         <w:t>Predict → Test → Record → Explain</w:t>
       </w:r>
     </w:p>
     <w:p>
-      <w:r>
+      <w:pPr>
+        <w:spacing w:line="336" w:lineRule="auto" w:after="180"/>
+      </w:pPr>
+      <w:r>
+        <w:rPr>
+          <w:b w:val="0"/>
+        </w:rPr>
         <w:t>Keep expected and actual results separate. Surprises are useful data when recorded honestly.</w:t>
       </w:r>
     </w:p>
@@ -2906,8 +4630,26 @@
       </w:r>
     </w:p>
     <w:p>
-      <w:r>
-        <w:t>Classify classroom scenarios, write allow/warn/refuse/escalate behavior, and test both over-refusal and unsafe compliance.</w:t>
+      <w:pPr>
+        <w:spacing w:line="336" w:lineRule="auto" w:after="180"/>
+      </w:pPr>
+      <w:r>
+        <w:rPr>
+          <w:b w:val="0"/>
+        </w:rPr>
+        <w:t>Classify classroom scenarios, write allow/warn/refuse/escalate behavior, and test both over-</w:t>
+      </w:r>
+      <w:r>
+        <w:rPr>
+          <w:b/>
+        </w:rPr>
+        <w:t>refusal</w:t>
+      </w:r>
+      <w:r>
+        <w:rPr>
+          <w:b w:val="0"/>
+        </w:rPr>
+        <w:t xml:space="preserve"> and unsafe compliance.</w:t>
       </w:r>
     </w:p>
     <w:tbl>
@@ -3156,7 +4898,14 @@
       </w:tr>
     </w:tbl>
     <w:p>
-      <w:r>
+      <w:pPr>
+        <w:spacing w:line="336" w:lineRule="auto" w:after="180"/>
+        <w:shd w:fill="F5F1FB"/>
+      </w:pPr>
+      <w:r>
+        <w:rPr>
+          <w:b w:val="0"/>
+        </w:rPr>
         <w:t>What did the hardest test teach you that the normal test did not?</w:t>
       </w:r>
     </w:p>
@@ -3202,7 +4951,13 @@
       </w:r>
     </w:p>
     <w:p>
-      <w:r>
+      <w:pPr>
+        <w:spacing w:line="336" w:lineRule="auto" w:after="180"/>
+      </w:pPr>
+      <w:r>
+        <w:rPr>
+          <w:b w:val="0"/>
+        </w:rPr>
         <w:t>Before trying: what do I expect, and why? While trying: which step could first go wrong? Afterwards: what did I actually observe, and what should change? Keep “not run” if you only traced the procedure.</w:t>
       </w:r>
     </w:p>
@@ -3216,17 +4971,52 @@
     </w:p>
     <w:p>
       <w:r>
+        <w:t>Move from recall to tracing, diagnosis and transfer in Safety Boundaries. Explain why each step is justified.</w:t>
+      </w:r>
+    </w:p>
+    <w:p>
+      <w:pPr>
+        <w:spacing w:line="336" w:lineRule="auto" w:after="180"/>
+      </w:pPr>
+      <w:r>
+        <w:rPr>
+          <w:b/>
+        </w:rPr>
         <w:t>MASTERY</w:t>
       </w:r>
     </w:p>
     <w:p>
-      <w:r>
+      <w:pPr>
+        <w:spacing w:line="336" w:lineRule="auto" w:after="180"/>
+      </w:pPr>
+      <w:r>
+        <w:rPr>
+          <w:b w:val="0"/>
+        </w:rPr>
         <w:t>From Knowing the Word to Owning the Idea</w:t>
       </w:r>
     </w:p>
     <w:p>
-      <w:r>
-        <w:t>Move upward only when you can produce evidence without copying the worked example.</w:t>
+      <w:pPr>
+        <w:spacing w:line="336" w:lineRule="auto" w:after="180"/>
+      </w:pPr>
+      <w:r>
+        <w:rPr>
+          <w:b w:val="0"/>
+        </w:rPr>
+        <w:t xml:space="preserve">Move upward only when you can produce </w:t>
+      </w:r>
+      <w:r>
+        <w:rPr>
+          <w:b/>
+        </w:rPr>
+        <w:t>evidence</w:t>
+      </w:r>
+      <w:r>
+        <w:rPr>
+          <w:b w:val="0"/>
+        </w:rPr>
+        <w:t xml:space="preserve"> without copying the worked example.</w:t>
       </w:r>
     </w:p>
     <w:p>
@@ -3266,33 +5056,105 @@
       </w:r>
     </w:p>
     <w:p>
-      <w:r>
+      <w:pPr>
+        <w:spacing w:line="336" w:lineRule="auto" w:after="180"/>
+      </w:pPr>
+      <w:r>
+        <w:rPr>
+          <w:b w:val="0"/>
+        </w:rPr>
         <w:t>1 • NAME: Define the concept without repeating the textbook.</w:t>
       </w:r>
     </w:p>
     <w:p>
-      <w:r>
-        <w:t>2 • TRACE: Show the information, state, branch, calculation, or evidence path.</w:t>
-      </w:r>
-    </w:p>
-    <w:p>
-      <w:r>
+      <w:pPr>
+        <w:spacing w:line="336" w:lineRule="auto" w:after="180"/>
+      </w:pPr>
+      <w:r>
+        <w:rPr>
+          <w:b w:val="0"/>
+        </w:rPr>
+        <w:t xml:space="preserve">2 • TRACE: Show the information, state, branch, calculation, or </w:t>
+      </w:r>
+      <w:r>
+        <w:rPr>
+          <w:b/>
+        </w:rPr>
+        <w:t>evidence</w:t>
+      </w:r>
+      <w:r>
+        <w:rPr>
+          <w:b w:val="0"/>
+        </w:rPr>
+        <w:t xml:space="preserve"> path.</w:t>
+      </w:r>
+    </w:p>
+    <w:p>
+      <w:pPr>
+        <w:spacing w:line="336" w:lineRule="auto" w:after="180"/>
+      </w:pPr>
+      <w:r>
+        <w:rPr>
+          <w:b w:val="0"/>
+        </w:rPr>
         <w:t>3 • APPLY: Solve a different example independently.</w:t>
       </w:r>
     </w:p>
     <w:p>
-      <w:r>
-        <w:t>4 • CHALLENGE: Find a boundary case, counterexample, or unfair outcome.</w:t>
-      </w:r>
-    </w:p>
-    <w:p>
-      <w:r>
+      <w:pPr>
+        <w:spacing w:line="336" w:lineRule="auto" w:after="180"/>
+      </w:pPr>
+      <w:r>
+        <w:rPr>
+          <w:b w:val="0"/>
+        </w:rPr>
+        <w:t xml:space="preserve">4 • CHALLENGE: Find a </w:t>
+      </w:r>
+      <w:r>
+        <w:rPr>
+          <w:b/>
+        </w:rPr>
+        <w:t>boundary</w:t>
+      </w:r>
+      <w:r>
+        <w:rPr>
+          <w:b w:val="0"/>
+        </w:rPr>
+        <w:t xml:space="preserve"> case, counterexample, or unfair outcome.</w:t>
+      </w:r>
+    </w:p>
+    <w:p>
+      <w:pPr>
+        <w:spacing w:line="336" w:lineRule="auto" w:after="180"/>
+      </w:pPr>
+      <w:r>
+        <w:rPr>
+          <w:b w:val="0"/>
+        </w:rPr>
         <w:t>5 • EXPLAIN LIMITS: Say when the result should not be trusted or used alone.</w:t>
       </w:r>
     </w:p>
     <w:p>
-      <w:r>
-        <w:t>My strongest evidence of independent understanding:</w:t>
+      <w:pPr>
+        <w:spacing w:line="336" w:lineRule="auto" w:after="180"/>
+      </w:pPr>
+      <w:r>
+        <w:rPr>
+          <w:b w:val="0"/>
+        </w:rPr>
+        <w:t xml:space="preserve">My strongest </w:t>
+      </w:r>
+      <w:r>
+        <w:rPr>
+          <w:b/>
+        </w:rPr>
+        <w:t>evidence</w:t>
+      </w:r>
+      <w:r>
+        <w:rPr>
+          <w:b w:val="0"/>
+        </w:rPr>
+        <w:t xml:space="preserve"> of independent understanding:</w:t>
       </w:r>
     </w:p>
     <w:p>
@@ -3338,16 +5200,39 @@
     </w:p>
     <w:p>
       <w:r>
+        <w:t>Apply this week’s idea to Verified Study Buddy. Keep an annotated decision and the evidence supporting it.</w:t>
+      </w:r>
+    </w:p>
+    <w:p>
+      <w:pPr>
+        <w:spacing w:line="336" w:lineRule="auto" w:after="180"/>
+      </w:pPr>
+      <w:r>
+        <w:rPr>
+          <w:b/>
+        </w:rPr>
         <w:t>CUMULATIVE PROJECT</w:t>
       </w:r>
     </w:p>
     <w:p>
-      <w:r>
+      <w:pPr>
+        <w:spacing w:line="336" w:lineRule="auto" w:after="180"/>
+      </w:pPr>
+      <w:r>
+        <w:rPr>
+          <w:b w:val="0"/>
+        </w:rPr>
         <w:t>Verified Study Buddy</w:t>
       </w:r>
     </w:p>
     <w:p>
-      <w:r>
+      <w:pPr>
+        <w:spacing w:line="336" w:lineRule="auto" w:after="180"/>
+      </w:pPr>
+      <w:r>
+        <w:rPr>
+          <w:b w:val="0"/>
+        </w:rPr>
         <w:t>Every week adds one inspectable piece. The system must show how it reached a result.</w:t>
       </w:r>
     </w:p>
@@ -3388,17 +5273,63 @@
       </w:r>
     </w:p>
     <w:p>
-      <w:r>
-        <w:t>THIS WEEK’S CHECKPOINT  Implement risk levels, refusal language, safe alternatives, and teacher-review gates.</w:t>
-      </w:r>
-    </w:p>
-    <w:p>
-      <w:r>
-        <w:t>SYSTEM MAP  Learner need → prompt/schema → approved sources/retrieval → model/tool → structured answer → verification → human decision</w:t>
-      </w:r>
-    </w:p>
-    <w:p>
-      <w:r>
+      <w:pPr>
+        <w:spacing w:line="336" w:lineRule="auto" w:after="180"/>
+      </w:pPr>
+      <w:r>
+        <w:rPr>
+          <w:b w:val="0"/>
+        </w:rPr>
+        <w:t xml:space="preserve">THIS WEEK’S CHECKPOINT  Implement risk levels, </w:t>
+      </w:r>
+      <w:r>
+        <w:rPr>
+          <w:b/>
+        </w:rPr>
+        <w:t>refusal</w:t>
+      </w:r>
+      <w:r>
+        <w:rPr>
+          <w:b w:val="0"/>
+        </w:rPr>
+        <w:t xml:space="preserve"> language, safe alternatives, and teacher-review gates.</w:t>
+      </w:r>
+    </w:p>
+    <w:p>
+      <w:pPr>
+        <w:pStyle w:val="Heading3"/>
+      </w:pPr>
+      <w:r>
+        <w:t>Trace the system</w:t>
+      </w:r>
+    </w:p>
+    <w:p>
+      <w:pPr>
+        <w:spacing w:line="336" w:lineRule="auto" w:after="180"/>
+        <w:shd w:fill="EDF7F3"/>
+      </w:pPr>
+      <w:r>
+        <w:rPr>
+          <w:b w:val="0"/>
+        </w:rPr>
+        <w:t xml:space="preserve">SYSTEM MAP  Learner need → prompt/schema → approved sources/retrieval → model/tool → structured answer → verification → </w:t>
+      </w:r>
+      <w:r>
+        <w:rPr>
+          <w:b/>
+        </w:rPr>
+        <w:t>human decision</w:t>
+      </w:r>
+    </w:p>
+    <w:p>
+      <w:pPr>
+        <w:spacing w:line="336" w:lineRule="auto" w:after="180"/>
+        <w:shd w:fill="F5F1FB"/>
+      </w:pPr>
+      <w:r>
+        <w:rPr>
+          <w:b w:val="0"/>
+        </w:rPr>
         <w:t>What will you add, change, or verify in the project this week?</w:t>
       </w:r>
     </w:p>
@@ -3436,8 +5367,27 @@
       </w:r>
     </w:p>
     <w:p>
-      <w:r>
-        <w:t>What should remain under human control?</w:t>
+      <w:pPr>
+        <w:spacing w:line="336" w:lineRule="auto" w:after="180"/>
+        <w:shd w:fill="F5F1FB"/>
+      </w:pPr>
+      <w:r>
+        <w:rPr>
+          <w:b w:val="0"/>
+        </w:rPr>
+        <w:t xml:space="preserve">What should remain under </w:t>
+      </w:r>
+      <w:r>
+        <w:rPr>
+          <w:b/>
+        </w:rPr>
+        <w:t>human control</w:t>
+      </w:r>
+      <w:r>
+        <w:rPr>
+          <w:b w:val="0"/>
+        </w:rPr>
+        <w:t>?</w:t>
       </w:r>
     </w:p>
     <w:p>
@@ -3474,21 +5424,77 @@
       </w:r>
     </w:p>
     <w:p>
-      <w:r>
-        <w:t>RESPONSIBLE DESIGN  Collect only necessary information. Show uncertainty and limits. Never confuse fluent output with verified truth.</w:t>
-      </w:r>
-    </w:p>
-    <w:p>
       <w:pPr>
         <w:pStyle w:val="Heading3"/>
       </w:pPr>
       <w:r>
+        <w:t>Responsible design</w:t>
+      </w:r>
+    </w:p>
+    <w:p>
+      <w:pPr>
+        <w:spacing w:line="336" w:lineRule="auto" w:after="180"/>
+        <w:shd w:fill="FFF5E6"/>
+      </w:pPr>
+      <w:r>
+        <w:rPr>
+          <w:b w:val="0"/>
+        </w:rPr>
+        <w:t xml:space="preserve">RESPONSIBLE DESIGN  Collect only necessary information. Show uncertainty and limits. Never confuse fluent </w:t>
+      </w:r>
+      <w:r>
+        <w:rPr>
+          <w:b/>
+        </w:rPr>
+        <w:t>output</w:t>
+      </w:r>
+      <w:r>
+        <w:rPr>
+          <w:b w:val="0"/>
+        </w:rPr>
+        <w:t xml:space="preserve"> with verified truth.</w:t>
+      </w:r>
+    </w:p>
+    <w:p>
+      <w:pPr>
+        <w:pStyle w:val="Heading3"/>
+      </w:pPr>
+      <w:r>
         <w:t>Evidence for your project</w:t>
       </w:r>
     </w:p>
     <w:p>
-      <w:r>
-        <w:t>For your Verified Study Buddy, save the input, procedure, observed result and limitation of this check. Label this worked example as practice; use a different, previously unreviewed case when checking independent understanding.</w:t>
+      <w:pPr>
+        <w:spacing w:line="336" w:lineRule="auto" w:after="180"/>
+      </w:pPr>
+      <w:r>
+        <w:rPr>
+          <w:b w:val="0"/>
+        </w:rPr>
+        <w:t xml:space="preserve">For your Verified Study Buddy, save the </w:t>
+      </w:r>
+      <w:r>
+        <w:rPr>
+          <w:b/>
+        </w:rPr>
+        <w:t>input</w:t>
+      </w:r>
+      <w:r>
+        <w:rPr>
+          <w:b w:val="0"/>
+        </w:rPr>
+        <w:t>, procedure, observed result and limitation of this check.</w:t>
+      </w:r>
+    </w:p>
+    <w:p>
+      <w:pPr>
+        <w:spacing w:line="336" w:lineRule="auto" w:after="180"/>
+      </w:pPr>
+      <w:r>
+        <w:rPr>
+          <w:b w:val="0"/>
+        </w:rPr>
+        <w:t>Label this worked example as practice; use a different, previously unreviewed case when checking independent understanding.</w:t>
       </w:r>
     </w:p>
     <w:p>
@@ -3501,16 +5507,48 @@
     </w:p>
     <w:p>
       <w:r>
+        <w:t>Use a genuinely new case for independent evidence. Previously discussed examples remain practice; use the separately named independent case before feedback.</w:t>
+      </w:r>
+    </w:p>
+    <w:p>
+      <w:pPr>
+        <w:pStyle w:val="Heading3"/>
+      </w:pPr>
+      <w:r>
+        <w:t>Independent evidence</w:t>
+      </w:r>
+    </w:p>
+    <w:p>
+      <w:pPr>
+        <w:spacing w:line="336" w:lineRule="auto" w:after="180"/>
+        <w:shd w:fill="FFF5E6"/>
+      </w:pPr>
+      <w:r>
+        <w:rPr>
+          <w:b w:val="0"/>
+        </w:rPr>
         <w:t>INDEPENDENT MASTERY PROOF</w:t>
       </w:r>
     </w:p>
     <w:p>
-      <w:r>
+      <w:pPr>
+        <w:spacing w:line="336" w:lineRule="auto" w:after="180"/>
+      </w:pPr>
+      <w:r>
+        <w:rPr>
+          <w:b w:val="0"/>
+        </w:rPr>
         <w:t>Explain • Transfer • Test • Defend</w:t>
       </w:r>
     </w:p>
     <w:p>
-      <w:r>
+      <w:pPr>
+        <w:spacing w:line="336" w:lineRule="auto" w:after="180"/>
+      </w:pPr>
+      <w:r>
+        <w:rPr>
+          <w:b w:val="0"/>
+        </w:rPr>
         <w:t>Complete this page without copying the worked example. Your reasoning matters more than decoration.</w:t>
       </w:r>
     </w:p>
@@ -3551,12 +5589,34 @@
       </w:r>
     </w:p>
     <w:p>
-      <w:r>
+      <w:pPr>
+        <w:pStyle w:val="Heading3"/>
+      </w:pPr>
+      <w:r>
+        <w:t>Try a more demanding case</w:t>
+      </w:r>
+    </w:p>
+    <w:p>
+      <w:pPr>
+        <w:spacing w:line="336" w:lineRule="auto" w:after="180"/>
+        <w:shd w:fill="F5F1FB"/>
+      </w:pPr>
+      <w:r>
+        <w:rPr>
+          <w:b w:val="0"/>
+        </w:rPr>
         <w:t>CHALLENGE  Write safe behavior for three classroom risk levels.</w:t>
       </w:r>
     </w:p>
     <w:p>
-      <w:r>
+      <w:pPr>
+        <w:spacing w:line="336" w:lineRule="auto" w:after="180"/>
+        <w:shd w:fill="F4F9FC"/>
+      </w:pPr>
+      <w:r>
+        <w:rPr>
+          <w:b w:val="0"/>
+        </w:rPr>
         <w:t>1. My fresh example, trace, calculation, or design:</w:t>
       </w:r>
     </w:p>
@@ -3594,8 +5654,39 @@
       </w:r>
     </w:p>
     <w:p>
-      <w:r>
-        <w:t>2. My evidence that it works (include a boundary or missing-data case):</w:t>
+      <w:pPr>
+        <w:spacing w:line="336" w:lineRule="auto" w:after="180"/>
+        <w:shd w:fill="F4F9FC"/>
+      </w:pPr>
+      <w:r>
+        <w:rPr>
+          <w:b w:val="0"/>
+        </w:rPr>
+        <w:t xml:space="preserve">2. My </w:t>
+      </w:r>
+      <w:r>
+        <w:rPr>
+          <w:b/>
+        </w:rPr>
+        <w:t>evidence</w:t>
+      </w:r>
+      <w:r>
+        <w:rPr>
+          <w:b w:val="0"/>
+        </w:rPr>
+        <w:t xml:space="preserve"> that it works (include a </w:t>
+      </w:r>
+      <w:r>
+        <w:rPr>
+          <w:b/>
+        </w:rPr>
+        <w:t>boundary</w:t>
+      </w:r>
+      <w:r>
+        <w:rPr>
+          <w:b w:val="0"/>
+        </w:rPr>
+        <w:t xml:space="preserve"> or missing-data case):</w:t>
       </w:r>
     </w:p>
     <w:p>
@@ -3632,7 +5723,14 @@
       </w:r>
     </w:p>
     <w:p>
-      <w:r>
+      <w:pPr>
+        <w:spacing w:line="336" w:lineRule="auto" w:after="180"/>
+        <w:shd w:fill="F4F9FC"/>
+      </w:pPr>
+      <w:r>
+        <w:rPr>
+          <w:b w:val="0"/>
+        </w:rPr>
         <w:t>3. One limitation, fairness concern, or situation needing human review:</w:t>
       </w:r>
     </w:p>
@@ -3670,8 +5768,47 @@
       </w:r>
     </w:p>
     <w:p>
-      <w:r>
-        <w:t>SELF-CHECK  □ I explained the mechanism  □ I used evidence  □ I tested a fresh case  □ I named a limitation  □ I can answer ‘why?’</w:t>
+      <w:pPr>
+        <w:pStyle w:val="Heading3"/>
+      </w:pPr>
+      <w:r>
+        <w:t>Check your explanation</w:t>
+      </w:r>
+    </w:p>
+    <w:p>
+      <w:pPr>
+        <w:spacing w:line="336" w:lineRule="auto" w:after="180"/>
+        <w:shd w:fill="F5F1FB"/>
+      </w:pPr>
+      <w:r>
+        <w:rPr>
+          <w:b w:val="0"/>
+        </w:rPr>
+        <w:t xml:space="preserve">SELF-CHECK  □ I explained the </w:t>
+      </w:r>
+      <w:r>
+        <w:rPr>
+          <w:b/>
+        </w:rPr>
+        <w:t>mechanism</w:t>
+      </w:r>
+      <w:r>
+        <w:rPr>
+          <w:b w:val="0"/>
+        </w:rPr>
+        <w:t xml:space="preserve">  □ I used </w:t>
+      </w:r>
+      <w:r>
+        <w:rPr>
+          <w:b/>
+        </w:rPr>
+        <w:t>evidence</w:t>
+      </w:r>
+      <w:r>
+        <w:rPr>
+          <w:b w:val="0"/>
+        </w:rPr>
+        <w:t xml:space="preserve">  □ I tested a fresh case  □ I named a limitation  □ I can answer ‘why?’</w:t>
       </w:r>
     </w:p>
     <w:p>
@@ -3683,6 +5820,11 @@
       </w:r>
     </w:p>
     <w:p>
+      <w:r>
+        <w:t>Revisit the complete Safety Boundaries case for supported practice. Repeated examples do not become fresh assessments.</w:t>
+      </w:r>
+    </w:p>
+    <w:p>
       <w:pPr>
         <w:pStyle w:val="Heading3"/>
       </w:pPr>
@@ -3691,7 +5833,13 @@
       </w:r>
     </w:p>
     <w:p>
-      <w:r>
+      <w:pPr>
+        <w:spacing w:line="336" w:lineRule="auto" w:after="180"/>
+      </w:pPr>
+      <w:r>
+        <w:rPr>
+          <w:b w:val="0"/>
+        </w:rPr>
         <w:t>Use the supplied details to practise the weekly concept before attempting the independent question. This case extends the illustrated lesson.</w:t>
       </w:r>
     </w:p>
@@ -3704,7 +5852,13 @@
       </w:r>
     </w:p>
     <w:p>
-      <w:r>
+      <w:pPr>
+        <w:spacing w:line="336" w:lineRule="auto" w:after="180"/>
+      </w:pPr>
+      <w:r>
+        <w:rPr>
+          <w:b w:val="0"/>
+        </w:rPr>
         <w:t>A Study Buddy is asked to decide whether a learner should take medicine.</w:t>
       </w:r>
     </w:p>
@@ -3717,8 +5871,26 @@
       </w:r>
     </w:p>
     <w:p>
-      <w:r>
-        <w:t>Set a product boundary.</w:t>
+      <w:pPr>
+        <w:spacing w:line="336" w:lineRule="auto" w:after="180"/>
+      </w:pPr>
+      <w:r>
+        <w:rPr>
+          <w:b w:val="0"/>
+        </w:rPr>
+        <w:t xml:space="preserve">Set a product </w:t>
+      </w:r>
+      <w:r>
+        <w:rPr>
+          <w:b/>
+        </w:rPr>
+        <w:t>boundary</w:t>
+      </w:r>
+      <w:r>
+        <w:rPr>
+          <w:b w:val="0"/>
+        </w:rPr>
+        <w:t>.</w:t>
       </w:r>
     </w:p>
     <w:p>
@@ -3730,7 +5902,13 @@
       </w:r>
     </w:p>
     <w:p>
-      <w:r>
+      <w:pPr>
+        <w:spacing w:line="336" w:lineRule="auto" w:after="180"/>
+      </w:pPr>
+      <w:r>
+        <w:rPr>
+          <w:b w:val="0"/>
+        </w:rPr>
         <w:t>A classroom study tool should not decide individual treatment. Redirect to a trusted adult or qualified clinician and stay within approved educational content.</w:t>
       </w:r>
     </w:p>
@@ -3743,7 +5921,14 @@
       </w:r>
     </w:p>
     <w:p>
-      <w:r>
+      <w:pPr>
+        <w:spacing w:line="336" w:lineRule="auto" w:after="180"/>
+        <w:shd w:fill="F5F1FB"/>
+      </w:pPr>
+      <w:r>
+        <w:rPr>
+          <w:b w:val="0"/>
+        </w:rPr>
         <w:t>Which detail supports the answer, and why does it matter?</w:t>
       </w:r>
     </w:p>
@@ -3899,17 +6084,47 @@
       </w:tr>
     </w:tbl>
     <w:p>
-      <w:r>
+      <w:pPr>
+        <w:spacing w:line="336" w:lineRule="auto" w:after="180"/>
+      </w:pPr>
+      <w:r>
+        <w:rPr>
+          <w:b w:val="0"/>
+        </w:rPr>
         <w:t>A Study Buddy is asked to decide whether a learner should take medicine.</w:t>
       </w:r>
     </w:p>
     <w:p>
-      <w:r>
-        <w:t>Set a product boundary.</w:t>
-      </w:r>
-    </w:p>
-    <w:p>
-      <w:r>
+      <w:pPr>
+        <w:spacing w:line="336" w:lineRule="auto" w:after="180"/>
+      </w:pPr>
+      <w:r>
+        <w:rPr>
+          <w:b w:val="0"/>
+        </w:rPr>
+        <w:t xml:space="preserve">Set a product </w:t>
+      </w:r>
+      <w:r>
+        <w:rPr>
+          <w:b/>
+        </w:rPr>
+        <w:t>boundary</w:t>
+      </w:r>
+      <w:r>
+        <w:rPr>
+          <w:b w:val="0"/>
+        </w:rPr>
+        <w:t>.</w:t>
+      </w:r>
+    </w:p>
+    <w:p>
+      <w:pPr>
+        <w:spacing w:line="336" w:lineRule="auto" w:after="180"/>
+      </w:pPr>
+      <w:r>
+        <w:rPr>
+          <w:b w:val="0"/>
+        </w:rPr>
         <w:t>A classroom study tool should not decide individual treatment. Redirect to a trusted adult or qualified clinician and stay within approved educational content.</w:t>
       </w:r>
     </w:p>
@@ -3922,6 +6137,11 @@
       </w:r>
     </w:p>
     <w:p>
+      <w:r>
+        <w:t>Attempt the reserved new case before feedback. Record support; the earlier examples below remain additional practice.</w:t>
+      </w:r>
+    </w:p>
+    <w:p>
       <w:pPr>
         <w:pStyle w:val="Heading3"/>
       </w:pPr>
@@ -3930,7 +6150,13 @@
       </w:r>
     </w:p>
     <w:p>
-      <w:r>
+      <w:pPr>
+        <w:spacing w:line="336" w:lineRule="auto" w:after="180"/>
+      </w:pPr>
+      <w:r>
+        <w:rPr>
+          <w:b w:val="0"/>
+        </w:rPr>
         <w:t>Classify B2, b2, B22 and B2; DROP under the exact format.</w:t>
       </w:r>
     </w:p>
@@ -3978,7 +6204,13 @@
       </w:r>
     </w:p>
     <w:p>
-      <w:r>
+      <w:pPr>
+        <w:spacing w:line="336" w:lineRule="auto" w:after="180"/>
+      </w:pPr>
+      <w:r>
+        <w:rPr>
+          <w:b w:val="0"/>
+        </w:rPr>
         <w:t>Attempt this case before feedback. Record any help. Earlier examples below are further practice; a case already practised with feedback cannot establish fresh transfer.</w:t>
       </w:r>
     </w:p>
@@ -3991,18 +6223,55 @@
       </w:r>
     </w:p>
     <w:p>
-      <w:r>
+      <w:pPr>
+        <w:spacing w:line="336" w:lineRule="auto" w:after="180"/>
+      </w:pPr>
+      <w:r>
+        <w:rPr>
+          <w:b w:val="0"/>
+        </w:rPr>
         <w:t>Close the worked explanation. Apply the idea to this different question without copying.</w:t>
       </w:r>
     </w:p>
     <w:p>
-      <w:r>
-        <w:t>A study tool is asked to make a high-stakes personal decision outside its learning purpose. What boundary should the response show?</w:t>
-      </w:r>
-    </w:p>
-    <w:p>
-      <w:r>
-        <w:t>My answer, with a trace, calculation or supporting evidence</w:t>
+      <w:pPr>
+        <w:spacing w:line="336" w:lineRule="auto" w:after="180"/>
+        <w:shd w:fill="F5F1FB"/>
+      </w:pPr>
+      <w:r>
+        <w:rPr>
+          <w:b w:val="0"/>
+        </w:rPr>
+        <w:t xml:space="preserve">A study tool is asked to make a high-stakes personal decision outside its learning purpose. What </w:t>
+      </w:r>
+      <w:r>
+        <w:rPr>
+          <w:b/>
+        </w:rPr>
+        <w:t>boundary</w:t>
+      </w:r>
+      <w:r>
+        <w:rPr>
+          <w:b w:val="0"/>
+        </w:rPr>
+        <w:t xml:space="preserve"> should the response show?</w:t>
+      </w:r>
+    </w:p>
+    <w:p>
+      <w:pPr>
+        <w:spacing w:line="336" w:lineRule="auto" w:after="180"/>
+      </w:pPr>
+      <w:r>
+        <w:rPr>
+          <w:b w:val="0"/>
+        </w:rPr>
+        <w:t xml:space="preserve">My answer, with a trace, calculation or supporting </w:t>
+      </w:r>
+      <w:r>
+        <w:rPr>
+          <w:b/>
+        </w:rPr>
+        <w:t>evidence</w:t>
       </w:r>
     </w:p>
     <w:p>
@@ -4047,13 +6316,49 @@
       </w:r>
     </w:p>
     <w:p>
-      <w:r>
-        <w:t>Change one relevant detail. Predict the result before testing. Include a boundary or missing-information case when it helps reveal a limit.</w:t>
-      </w:r>
-    </w:p>
-    <w:p>
-      <w:r>
-        <w:t>My changed input and expected result</w:t>
+      <w:pPr>
+        <w:spacing w:line="336" w:lineRule="auto" w:after="180"/>
+      </w:pPr>
+      <w:r>
+        <w:rPr>
+          <w:b w:val="0"/>
+        </w:rPr>
+        <w:t xml:space="preserve">Change one relevant detail. Predict the result before testing. Include a </w:t>
+      </w:r>
+      <w:r>
+        <w:rPr>
+          <w:b/>
+        </w:rPr>
+        <w:t>boundary</w:t>
+      </w:r>
+      <w:r>
+        <w:rPr>
+          <w:b w:val="0"/>
+        </w:rPr>
+        <w:t xml:space="preserve"> or missing-information case when it helps reveal a limit.</w:t>
+      </w:r>
+    </w:p>
+    <w:p>
+      <w:pPr>
+        <w:spacing w:line="336" w:lineRule="auto" w:after="180"/>
+      </w:pPr>
+      <w:r>
+        <w:rPr>
+          <w:b w:val="0"/>
+        </w:rPr>
+        <w:t xml:space="preserve">My changed </w:t>
+      </w:r>
+      <w:r>
+        <w:rPr>
+          <w:b/>
+        </w:rPr>
+        <w:t>input</w:t>
+      </w:r>
+      <w:r>
+        <w:rPr>
+          <w:b w:val="0"/>
+        </w:rPr>
+        <w:t xml:space="preserve"> and expected result</w:t>
       </w:r>
     </w:p>
     <w:p>
@@ -4098,13 +6403,49 @@
       </w:r>
     </w:p>
     <w:p>
-      <w:r>
-        <w:t>Implement risk levels, refusal language, safe alternatives, and teacher-review gates.</w:t>
-      </w:r>
-    </w:p>
-    <w:p>
-      <w:r>
-        <w:t>The evidence I will keep</w:t>
+      <w:pPr>
+        <w:spacing w:line="336" w:lineRule="auto" w:after="180"/>
+      </w:pPr>
+      <w:r>
+        <w:rPr>
+          <w:b w:val="0"/>
+        </w:rPr>
+        <w:t xml:space="preserve">Implement risk levels, </w:t>
+      </w:r>
+      <w:r>
+        <w:rPr>
+          <w:b/>
+        </w:rPr>
+        <w:t>refusal</w:t>
+      </w:r>
+      <w:r>
+        <w:rPr>
+          <w:b w:val="0"/>
+        </w:rPr>
+        <w:t xml:space="preserve"> language, safe alternatives, and teacher-review gates.</w:t>
+      </w:r>
+    </w:p>
+    <w:p>
+      <w:pPr>
+        <w:spacing w:line="336" w:lineRule="auto" w:after="180"/>
+      </w:pPr>
+      <w:r>
+        <w:rPr>
+          <w:b w:val="0"/>
+        </w:rPr>
+        <w:t xml:space="preserve">The </w:t>
+      </w:r>
+      <w:r>
+        <w:rPr>
+          <w:b/>
+        </w:rPr>
+        <w:t>evidence</w:t>
+      </w:r>
+      <w:r>
+        <w:rPr>
+          <w:b w:val="0"/>
+        </w:rPr>
+        <w:t xml:space="preserve"> I will keep</w:t>
       </w:r>
     </w:p>
     <w:p>
@@ -4141,8 +6482,26 @@
       </w:r>
     </w:p>
     <w:p>
-      <w:r>
-        <w:t>Your teacher has the independent answer and scoring criteria. Complete the matching workbook week to keep your practice evidence together.</w:t>
+      <w:pPr>
+        <w:spacing w:line="336" w:lineRule="auto" w:after="180"/>
+      </w:pPr>
+      <w:r>
+        <w:rPr>
+          <w:b w:val="0"/>
+        </w:rPr>
+        <w:t xml:space="preserve">Your teacher has the independent answer and scoring criteria. Complete the matching workbook week to keep your practice </w:t>
+      </w:r>
+      <w:r>
+        <w:rPr>
+          <w:b/>
+        </w:rPr>
+        <w:t>evidence</w:t>
+      </w:r>
+      <w:r>
+        <w:rPr>
+          <w:b w:val="0"/>
+        </w:rPr>
+        <w:t xml:space="preserve"> together.</w:t>
       </w:r>
     </w:p>
     <w:p>
@@ -4154,8 +6513,26 @@
       </w:r>
     </w:p>
     <w:p>
-      <w:r>
-        <w:t>A plant-study assistant is asked for a person's medication dose. Give an appropriate boundary response and explain why a confident generated answer is unsuitable.</w:t>
+      <w:pPr>
+        <w:spacing w:line="336" w:lineRule="auto" w:after="180"/>
+      </w:pPr>
+      <w:r>
+        <w:rPr>
+          <w:b w:val="0"/>
+        </w:rPr>
+        <w:t xml:space="preserve">A plant-study assistant is asked for a person's medication dose. Give an appropriate </w:t>
+      </w:r>
+      <w:r>
+        <w:rPr>
+          <w:b/>
+        </w:rPr>
+        <w:t>boundary</w:t>
+      </w:r>
+      <w:r>
+        <w:rPr>
+          <w:b w:val="0"/>
+        </w:rPr>
+        <w:t xml:space="preserve"> response and explain why a confident generated answer is unsuitable.</w:t>
       </w:r>
     </w:p>
     <w:p>
@@ -4210,8 +6587,25 @@
       </w:r>
     </w:p>
     <w:p>
-      <w:r>
-        <w:t>Attempt the independent case before hints. Record whether you worked alone, used a hint or followed a model. After feedback, fix the first unsupported step and explain why it changed. A later check uses a changed case, not a copied answer.</w:t>
+      <w:pPr>
+        <w:spacing w:line="336" w:lineRule="auto" w:after="180"/>
+      </w:pPr>
+      <w:r>
+        <w:rPr>
+          <w:b w:val="0"/>
+        </w:rPr>
+        <w:t>Attempt the independent case before hints. Record whether you worked alone, used a hint or followed a model. After feedback, fix the first unsupported step and explain why it changed.</w:t>
+      </w:r>
+    </w:p>
+    <w:p>
+      <w:pPr>
+        <w:spacing w:line="336" w:lineRule="auto" w:after="180"/>
+      </w:pPr>
+      <w:r>
+        <w:rPr>
+          <w:b w:val="0"/>
+        </w:rPr>
+        <w:t>A later check uses a changed case, not a copied answer.</w:t>
       </w:r>
     </w:p>
     <w:p>
@@ -4224,7 +6618,30 @@
     </w:p>
     <w:p>
       <w:r>
-        <w:t>Start with this question: Make a strict lookup identifier boundary visible.</w:t>
+        <w:t>Use this map to navigate Safety Boundaries, connect the goals to tasks and keep one evidence record for each attempt.</w:t>
+      </w:r>
+    </w:p>
+    <w:p>
+      <w:pPr>
+        <w:spacing w:line="336" w:lineRule="auto" w:after="180"/>
+      </w:pPr>
+      <w:r>
+        <w:rPr>
+          <w:b w:val="0"/>
+        </w:rPr>
+        <w:t xml:space="preserve">Start with this question: Make a strict lookup identifier </w:t>
+      </w:r>
+      <w:r>
+        <w:rPr>
+          <w:b/>
+        </w:rPr>
+        <w:t>boundary</w:t>
+      </w:r>
+      <w:r>
+        <w:rPr>
+          <w:b w:val="0"/>
+        </w:rPr>
+        <w:t xml:space="preserve"> visible.</w:t>
       </w:r>
     </w:p>
     <w:tbl>
@@ -4330,13 +6747,61 @@
       </w:tr>
     </w:tbl>
     <w:p>
-      <w:r>
-        <w:t>Remember → watch and explain → try with help → investigate → try independently → keep project evidence. Your teacher may spread this lesson across several classes.</w:t>
-      </w:r>
-    </w:p>
-    <w:p>
-      <w:r>
-        <w:t>Keep your first prediction. Compare it with what the evidence shows and explain any change.</w:t>
+      <w:pPr>
+        <w:spacing w:line="336" w:lineRule="auto" w:after="180"/>
+      </w:pPr>
+      <w:r>
+        <w:rPr>
+          <w:b w:val="0"/>
+        </w:rPr>
+        <w:t xml:space="preserve">Remember → watch and explain → try with help → investigate → try independently → keep project </w:t>
+      </w:r>
+      <w:r>
+        <w:rPr>
+          <w:b/>
+        </w:rPr>
+        <w:t>evidence</w:t>
+      </w:r>
+      <w:r>
+        <w:rPr>
+          <w:b w:val="0"/>
+        </w:rPr>
+        <w:t>. Your teacher may spread this lesson across several classes.</w:t>
+      </w:r>
+    </w:p>
+    <w:p>
+      <w:pPr>
+        <w:spacing w:line="336" w:lineRule="auto" w:after="180"/>
+      </w:pPr>
+      <w:r>
+        <w:rPr>
+          <w:b w:val="0"/>
+        </w:rPr>
+        <w:t xml:space="preserve">Keep your first </w:t>
+      </w:r>
+      <w:r>
+        <w:rPr>
+          <w:b/>
+        </w:rPr>
+        <w:t>prediction</w:t>
+      </w:r>
+      <w:r>
+        <w:rPr>
+          <w:b w:val="0"/>
+        </w:rPr>
+        <w:t xml:space="preserve">. Compare it with what the </w:t>
+      </w:r>
+      <w:r>
+        <w:rPr>
+          <w:b/>
+        </w:rPr>
+        <w:t>evidence</w:t>
+      </w:r>
+      <w:r>
+        <w:rPr>
+          <w:b w:val="0"/>
+        </w:rPr>
+        <w:t xml:space="preserve"> shows and explain any change.</w:t>
       </w:r>
     </w:p>
     <w:p>
@@ -4349,7 +6814,42 @@
     </w:p>
     <w:p>
       <w:r>
-        <w:t>Close your notes. Explain this goal in your own words: Explain the mechanism and terminology of untrusted input boundaries</w:t>
+        <w:t>Explain Safety Boundaries without notes, identify a remaining question and plan a later check with a changed case.</w:t>
+      </w:r>
+    </w:p>
+    <w:p>
+      <w:pPr>
+        <w:spacing w:line="336" w:lineRule="auto" w:after="180"/>
+      </w:pPr>
+      <w:r>
+        <w:rPr>
+          <w:b w:val="0"/>
+        </w:rPr>
+        <w:t xml:space="preserve">Close your notes. Explain this goal in your own words: Explain the </w:t>
+      </w:r>
+      <w:r>
+        <w:rPr>
+          <w:b/>
+        </w:rPr>
+        <w:t>mechanism</w:t>
+      </w:r>
+      <w:r>
+        <w:rPr>
+          <w:b w:val="0"/>
+        </w:rPr>
+        <w:t xml:space="preserve"> and terminology of </w:t>
+      </w:r>
+      <w:r>
+        <w:rPr>
+          <w:b/>
+        </w:rPr>
+        <w:t>untrusted input</w:t>
+      </w:r>
+      <w:r>
+        <w:rPr>
+          <w:b w:val="0"/>
+        </w:rPr>
+        <w:t xml:space="preserve"> boundaries</w:t>
       </w:r>
     </w:p>
     <w:p>
@@ -4386,13 +6886,61 @@
       </w:r>
     </w:p>
     <w:p>
-      <w:r>
-        <w:t>If you are unsure, return to the worked picture and explain one arrow. If you are ready, change an input or assumption and justify your prediction.</w:t>
-      </w:r>
-    </w:p>
-    <w:p>
-      <w:r>
-        <w:t>Save your workbook evidence. At the next review, try a different case before opening your old answer.</w:t>
+      <w:pPr>
+        <w:spacing w:line="336" w:lineRule="auto" w:after="180"/>
+      </w:pPr>
+      <w:r>
+        <w:rPr>
+          <w:b w:val="0"/>
+        </w:rPr>
+        <w:t xml:space="preserve">If you are unsure, return to the worked picture and explain one arrow. If you are ready, change an </w:t>
+      </w:r>
+      <w:r>
+        <w:rPr>
+          <w:b/>
+        </w:rPr>
+        <w:t>input</w:t>
+      </w:r>
+      <w:r>
+        <w:rPr>
+          <w:b w:val="0"/>
+        </w:rPr>
+        <w:t xml:space="preserve"> or assumption and justify your </w:t>
+      </w:r>
+      <w:r>
+        <w:rPr>
+          <w:b/>
+        </w:rPr>
+        <w:t>prediction</w:t>
+      </w:r>
+      <w:r>
+        <w:rPr>
+          <w:b w:val="0"/>
+        </w:rPr>
+        <w:t>.</w:t>
+      </w:r>
+    </w:p>
+    <w:p>
+      <w:pPr>
+        <w:spacing w:line="336" w:lineRule="auto" w:after="180"/>
+      </w:pPr>
+      <w:r>
+        <w:rPr>
+          <w:b w:val="0"/>
+        </w:rPr>
+        <w:t xml:space="preserve">Save your workbook </w:t>
+      </w:r>
+      <w:r>
+        <w:rPr>
+          <w:b/>
+        </w:rPr>
+        <w:t>evidence</w:t>
+      </w:r>
+      <w:r>
+        <w:rPr>
+          <w:b w:val="0"/>
+        </w:rPr>
+        <w:t>. At the next review, try a different case before opening your old answer.</w:t>
       </w:r>
     </w:p>
     <w:p>
@@ -4405,12 +6953,41 @@
     </w:p>
     <w:p>
       <w:r>
+        <w:t>Attempt supported questions before using hints or feedback. Review a missing building block, then keep the completed work.</w:t>
+      </w:r>
+    </w:p>
+    <w:p>
+      <w:pPr>
+        <w:spacing w:line="336" w:lineRule="auto" w:after="180"/>
+      </w:pPr>
+      <w:r>
+        <w:rPr>
+          <w:b w:val="0"/>
+        </w:rPr>
         <w:t>Use this supported practice once, in the browser or on paper. Keep the reserved independent assessment for a separate first attempt before teacher feedback.</w:t>
       </w:r>
     </w:p>
     <w:p>
-      <w:r>
-        <w:t>Make a strict lookup identifier boundary visible.</w:t>
+      <w:pPr>
+        <w:spacing w:line="336" w:lineRule="auto" w:after="180"/>
+      </w:pPr>
+      <w:r>
+        <w:rPr>
+          <w:b w:val="0"/>
+        </w:rPr>
+        <w:t xml:space="preserve">Make a strict lookup identifier </w:t>
+      </w:r>
+      <w:r>
+        <w:rPr>
+          <w:b/>
+        </w:rPr>
+        <w:t>boundary</w:t>
+      </w:r>
+      <w:r>
+        <w:rPr>
+          <w:b w:val="0"/>
+        </w:rPr>
+        <w:t xml:space="preserve"> visible.</w:t>
       </w:r>
     </w:p>
     <w:p>
@@ -4422,22 +6999,49 @@
       </w:r>
     </w:p>
     <w:p>
-      <w:r>
+      <w:pPr>
+        <w:spacing w:line="336" w:lineRule="auto" w:after="180"/>
+      </w:pPr>
+      <w:r>
+        <w:rPr>
+          <w:b w:val="0"/>
+        </w:rPr>
         <w:t>Which labelled step matches this detail? Pattern acceptance only allows the next lookup check; it grants no access to restricted records.</w:t>
       </w:r>
     </w:p>
     <w:p>
-      <w:r>
+      <w:pPr>
+        <w:spacing w:line="336" w:lineRule="auto" w:after="180"/>
+        <w:shd w:fill="F4F9FC"/>
+      </w:pPr>
+      <w:r>
+        <w:rPr>
+          <w:b w:val="0"/>
+        </w:rPr>
         <w:t>1. Separate authority</w:t>
       </w:r>
     </w:p>
     <w:p>
-      <w:r>
+      <w:pPr>
+        <w:spacing w:line="336" w:lineRule="auto" w:after="180"/>
+        <w:shd w:fill="F4F9FC"/>
+      </w:pPr>
+      <w:r>
+        <w:rPr>
+          <w:b w:val="0"/>
+        </w:rPr>
         <w:t>2. Check pattern</w:t>
       </w:r>
     </w:p>
     <w:p>
-      <w:r>
+      <w:pPr>
+        <w:spacing w:line="336" w:lineRule="auto" w:after="180"/>
+        <w:shd w:fill="F4F9FC"/>
+      </w:pPr>
+      <w:r>
+        <w:rPr>
+          <w:b w:val="0"/>
+        </w:rPr>
         <w:t>3. Reject extra text</w:t>
       </w:r>
     </w:p>
@@ -4475,40 +7079,166 @@
       </w:r>
     </w:p>
     <w:p>
-      <w:r>
+      <w:pPr>
+        <w:pStyle w:val="Heading3"/>
+      </w:pPr>
+      <w:r>
+        <w:t>Hint · try first</w:t>
+      </w:r>
+    </w:p>
+    <w:p>
+      <w:pPr>
+        <w:spacing w:line="336" w:lineRule="auto" w:after="180"/>
+        <w:shd w:fill="F1F6F8"/>
+      </w:pPr>
+      <w:r>
+        <w:rPr>
+          <w:b w:val="0"/>
+        </w:rPr>
         <w:t>Hint if needed: Read the steps in the pictorial case. Match the supplied detail to the stage that performs or records it.</w:t>
       </w:r>
     </w:p>
     <w:p>
-      <w:r>
-        <w:t>After your attempt, compare with the supported explanation: Separate authority Pattern acceptance only allows the next lookup check; it grants no access to restricted records. Read the picture in order. Pattern acceptance only allows the next lookup check; it grants no access to restricted records. The arrows show which recorded input or intermediate result each decision uses. Explain the deciding step aloud before checking the changed case; pointing to the final answer alone does not show how it follows.</w:t>
-      </w:r>
-    </w:p>
-    <w:p>
       <w:pPr>
         <w:pStyle w:val="Heading3"/>
       </w:pPr>
       <w:r>
+        <w:t>Feedback · compare after trying</w:t>
+      </w:r>
+    </w:p>
+    <w:p>
+      <w:pPr>
+        <w:spacing w:line="336" w:lineRule="auto" w:after="180"/>
+        <w:shd w:fill="F1F6FC"/>
+      </w:pPr>
+      <w:r>
+        <w:rPr>
+          <w:b w:val="0"/>
+        </w:rPr>
+        <w:t>After your attempt, compare with the supported explanation: Separate authority Pattern acceptance only allows the next lookup check; it grants no access to restricted records. Read the picture in order.</w:t>
+      </w:r>
+    </w:p>
+    <w:p>
+      <w:pPr>
+        <w:spacing w:line="336" w:lineRule="auto" w:after="180"/>
+        <w:shd w:fill="F1F6FC"/>
+      </w:pPr>
+      <w:r>
+        <w:rPr>
+          <w:b w:val="0"/>
+        </w:rPr>
+        <w:t xml:space="preserve">Pattern acceptance only allows the next lookup check; it grants no access to restricted records. The arrows show which recorded </w:t>
+      </w:r>
+      <w:r>
+        <w:rPr>
+          <w:b/>
+        </w:rPr>
+        <w:t>input</w:t>
+      </w:r>
+      <w:r>
+        <w:rPr>
+          <w:b w:val="0"/>
+        </w:rPr>
+        <w:t xml:space="preserve"> or intermediate result each decision uses.</w:t>
+      </w:r>
+    </w:p>
+    <w:p>
+      <w:pPr>
+        <w:spacing w:line="336" w:lineRule="auto" w:after="180"/>
+        <w:shd w:fill="F1F6FC"/>
+      </w:pPr>
+      <w:r>
+        <w:rPr>
+          <w:b w:val="0"/>
+        </w:rPr>
+        <w:t>Explain the deciding step aloud before checking the changed case; pointing to the final answer alone does not show how it follows.</w:t>
+      </w:r>
+    </w:p>
+    <w:p>
+      <w:pPr>
+        <w:pStyle w:val="Heading3"/>
+      </w:pPr>
+      <w:r>
         <w:t>Practice 2: explain the deciding evidence</w:t>
       </w:r>
     </w:p>
     <w:p>
-      <w:r>
+      <w:pPr>
+        <w:pStyle w:val="Heading3"/>
+      </w:pPr>
+      <w:r>
+        <w:t>Changed case · predict first</w:t>
+      </w:r>
+    </w:p>
+    <w:p>
+      <w:pPr>
+        <w:spacing w:line="336" w:lineRule="auto" w:after="180"/>
+        <w:shd w:fill="F5F1FB"/>
+      </w:pPr>
+      <w:r>
+        <w:rPr>
+          <w:b w:val="0"/>
+        </w:rPr>
         <w:t>Changed-case practice: Change AB7 to Ab7. Which conclusion is supported by the supplied facts?</w:t>
       </w:r>
     </w:p>
     <w:p>
-      <w:r>
-        <w:t>1. We can decide the result without examining the changed input or the procedure.</w:t>
-      </w:r>
-    </w:p>
-    <w:p>
-      <w:r>
-        <w:t>2. This one example guarantees correct results for every future input.</w:t>
-      </w:r>
-    </w:p>
-    <w:p>
-      <w:r>
+      <w:pPr>
+        <w:spacing w:line="336" w:lineRule="auto" w:after="180"/>
+        <w:shd w:fill="F4F9FC"/>
+      </w:pPr>
+      <w:r>
+        <w:rPr>
+          <w:b w:val="0"/>
+        </w:rPr>
+        <w:t xml:space="preserve">1. We can decide the result without examining the changed </w:t>
+      </w:r>
+      <w:r>
+        <w:rPr>
+          <w:b/>
+        </w:rPr>
+        <w:t>input</w:t>
+      </w:r>
+      <w:r>
+        <w:rPr>
+          <w:b w:val="0"/>
+        </w:rPr>
+        <w:t xml:space="preserve"> or the procedure.</w:t>
+      </w:r>
+    </w:p>
+    <w:p>
+      <w:pPr>
+        <w:spacing w:line="336" w:lineRule="auto" w:after="180"/>
+        <w:shd w:fill="F4F9FC"/>
+      </w:pPr>
+      <w:r>
+        <w:rPr>
+          <w:b w:val="0"/>
+        </w:rPr>
+        <w:t xml:space="preserve">2. This one example guarantees correct results for every future </w:t>
+      </w:r>
+      <w:r>
+        <w:rPr>
+          <w:b/>
+        </w:rPr>
+        <w:t>input</w:t>
+      </w:r>
+      <w:r>
+        <w:rPr>
+          <w:b w:val="0"/>
+        </w:rPr>
+        <w:t>.</w:t>
+      </w:r>
+    </w:p>
+    <w:p>
+      <w:pPr>
+        <w:spacing w:line="336" w:lineRule="auto" w:after="180"/>
+        <w:shd w:fill="F4F9FC"/>
+      </w:pPr>
+      <w:r>
+        <w:rPr>
+          <w:b w:val="0"/>
+        </w:rPr>
         <w:t>3. Reject it under the exact uppercase rule.</w:t>
       </w:r>
     </w:p>
@@ -4546,12 +7276,42 @@
       </w:r>
     </w:p>
     <w:p>
-      <w:r>
+      <w:pPr>
+        <w:pStyle w:val="Heading3"/>
+      </w:pPr>
+      <w:r>
+        <w:t>Hint · try first</w:t>
+      </w:r>
+    </w:p>
+    <w:p>
+      <w:pPr>
+        <w:spacing w:line="336" w:lineRule="auto" w:after="180"/>
+        <w:shd w:fill="F1F6F8"/>
+      </w:pPr>
+      <w:r>
+        <w:rPr>
+          <w:b w:val="0"/>
+        </w:rPr>
         <w:t>Hint if needed: Use the changed condition and the deciding step in the pictorial trace. The answer must say what follows from those facts.</w:t>
       </w:r>
     </w:p>
     <w:p>
-      <w:r>
+      <w:pPr>
+        <w:pStyle w:val="Heading3"/>
+      </w:pPr>
+      <w:r>
+        <w:t>Feedback · compare after trying</w:t>
+      </w:r>
+    </w:p>
+    <w:p>
+      <w:pPr>
+        <w:spacing w:line="336" w:lineRule="auto" w:after="180"/>
+        <w:shd w:fill="F1F6FC"/>
+      </w:pPr>
+      <w:r>
+        <w:rPr>
+          <w:b w:val="0"/>
+        </w:rPr>
         <w:t>After your attempt, compare with the supported explanation: Reject it under the exact uppercase rule. Lowercase b fails the declared pattern even though the identifier looks similar.</w:t>
       </w:r>
     </w:p>
@@ -4564,18 +7324,153 @@
       </w:r>
     </w:p>
     <w:p>
-      <w:r>
-        <w:t>Review Bias and Representation (ai-3/30). Goal: Explain the mechanism and terminology of representation and bias evaluation. Short practice: Explain why comparing six correct answers in each group would mislead. Point to the relevant step in the picture, then write the changed result and the rule or evidence that supports it.. Return to this week and explain what you changed.</w:t>
-      </w:r>
-    </w:p>
-    <w:p>
-      <w:r>
-        <w:t>Review Privacy by Design (ai-3/28). Goal: Explain the mechanism and terminology of data retention and deletion. Short practice: Which IDs and locations must appear in the deletion evidence? Point to the relevant step in the picture, then write the changed result and the rule or evidence that supports it.. Return to this week and explain what you changed.</w:t>
-      </w:r>
-    </w:p>
-    <w:p>
-      <w:r>
-        <w:t>Review Quality Rubrics (ai-3/25). Goal: Explain the mechanism and terminology of system evaluation sets. Short practice: Why is “one out of two checks passed” an insufficient release decision? Point to the relevant step in the picture, then write the changed result and the rule or evidence that supports it.. Return to this week and explain what you changed.</w:t>
+      <w:pPr>
+        <w:spacing w:line="336" w:lineRule="auto" w:after="180"/>
+      </w:pPr>
+      <w:r>
+        <w:rPr>
+          <w:b w:val="0"/>
+        </w:rPr>
+        <w:t xml:space="preserve">Review Bias and Representation (ai-3/30). Goal: Explain the </w:t>
+      </w:r>
+      <w:r>
+        <w:rPr>
+          <w:b/>
+        </w:rPr>
+        <w:t>mechanism</w:t>
+      </w:r>
+      <w:r>
+        <w:rPr>
+          <w:b w:val="0"/>
+        </w:rPr>
+        <w:t xml:space="preserve"> and terminology of representation and bias evaluation. Short practice: Explain why comparing six correct answers in each group would mislead.</w:t>
+      </w:r>
+    </w:p>
+    <w:p>
+      <w:pPr>
+        <w:spacing w:line="336" w:lineRule="auto" w:after="180"/>
+      </w:pPr>
+      <w:r>
+        <w:rPr>
+          <w:b w:val="0"/>
+        </w:rPr>
+        <w:t xml:space="preserve">Point to the relevant step in the picture, then write the changed result and the rule or </w:t>
+      </w:r>
+      <w:r>
+        <w:rPr>
+          <w:b/>
+        </w:rPr>
+        <w:t>evidence</w:t>
+      </w:r>
+      <w:r>
+        <w:rPr>
+          <w:b w:val="0"/>
+        </w:rPr>
+        <w:t xml:space="preserve"> that supports it.. Return to this week and explain what you changed.</w:t>
+      </w:r>
+    </w:p>
+    <w:p>
+      <w:pPr>
+        <w:spacing w:line="336" w:lineRule="auto" w:after="180"/>
+      </w:pPr>
+      <w:r>
+        <w:rPr>
+          <w:b w:val="0"/>
+        </w:rPr>
+        <w:t xml:space="preserve">Review Privacy by Design (ai-3/28). Goal: Explain the </w:t>
+      </w:r>
+      <w:r>
+        <w:rPr>
+          <w:b/>
+        </w:rPr>
+        <w:t>mechanism</w:t>
+      </w:r>
+      <w:r>
+        <w:rPr>
+          <w:b w:val="0"/>
+        </w:rPr>
+        <w:t xml:space="preserve"> and terminology of data retention and deletion. Short practice: Which IDs and locations must appear in the deletion </w:t>
+      </w:r>
+      <w:r>
+        <w:rPr>
+          <w:b/>
+        </w:rPr>
+        <w:t>evidence</w:t>
+      </w:r>
+      <w:r>
+        <w:rPr>
+          <w:b w:val="0"/>
+        </w:rPr>
+        <w:t>?</w:t>
+      </w:r>
+    </w:p>
+    <w:p>
+      <w:pPr>
+        <w:spacing w:line="336" w:lineRule="auto" w:after="180"/>
+      </w:pPr>
+      <w:r>
+        <w:rPr>
+          <w:b w:val="0"/>
+        </w:rPr>
+        <w:t xml:space="preserve">Point to the relevant step in the picture, then write the changed result and the rule or </w:t>
+      </w:r>
+      <w:r>
+        <w:rPr>
+          <w:b/>
+        </w:rPr>
+        <w:t>evidence</w:t>
+      </w:r>
+      <w:r>
+        <w:rPr>
+          <w:b w:val="0"/>
+        </w:rPr>
+        <w:t xml:space="preserve"> that supports it.. Return to this week and explain what you changed.</w:t>
+      </w:r>
+    </w:p>
+    <w:p>
+      <w:pPr>
+        <w:spacing w:line="336" w:lineRule="auto" w:after="180"/>
+      </w:pPr>
+      <w:r>
+        <w:rPr>
+          <w:b w:val="0"/>
+        </w:rPr>
+        <w:t xml:space="preserve">Review Quality Rubrics (ai-3/25). Goal: Explain the </w:t>
+      </w:r>
+      <w:r>
+        <w:rPr>
+          <w:b/>
+        </w:rPr>
+        <w:t>mechanism</w:t>
+      </w:r>
+      <w:r>
+        <w:rPr>
+          <w:b w:val="0"/>
+        </w:rPr>
+        <w:t xml:space="preserve"> and terminology of system evaluation sets. Short practice: Why is “one out of two checks passed” an insufficient release decision?</w:t>
+      </w:r>
+    </w:p>
+    <w:p>
+      <w:pPr>
+        <w:spacing w:line="336" w:lineRule="auto" w:after="180"/>
+      </w:pPr>
+      <w:r>
+        <w:rPr>
+          <w:b w:val="0"/>
+        </w:rPr>
+        <w:t xml:space="preserve">Point to the relevant step in the picture, then write the changed result and the rule or </w:t>
+      </w:r>
+      <w:r>
+        <w:rPr>
+          <w:b/>
+        </w:rPr>
+        <w:t>evidence</w:t>
+      </w:r>
+      <w:r>
+        <w:rPr>
+          <w:b w:val="0"/>
+        </w:rPr>
+        <w:t xml:space="preserve"> that supports it.. Return to this week and explain what you changed.</w:t>
       </w:r>
     </w:p>
     <w:p>
@@ -4587,8 +7482,61 @@
       </w:r>
     </w:p>
     <w:p>
-      <w:r>
-        <w:t>The browser lab lets you edit the supported Python examples already included in this lesson. Predict first, run, inspect the actual output or error, change one input, then run again. Keep code, predictions, actual results and a reasoned revision together. On paper, label your result as a trace rather than an execution.</w:t>
+      <w:pPr>
+        <w:spacing w:line="336" w:lineRule="auto" w:after="180"/>
+      </w:pPr>
+      <w:r>
+        <w:rPr>
+          <w:b w:val="0"/>
+        </w:rPr>
+        <w:t xml:space="preserve">The browser lab lets you edit the supported Python examples already included in this lesson. Predict first, run, inspect the actual </w:t>
+      </w:r>
+      <w:r>
+        <w:rPr>
+          <w:b/>
+        </w:rPr>
+        <w:t>output</w:t>
+      </w:r>
+      <w:r>
+        <w:rPr>
+          <w:b w:val="0"/>
+        </w:rPr>
+        <w:t xml:space="preserve"> or error, change one </w:t>
+      </w:r>
+      <w:r>
+        <w:rPr>
+          <w:b/>
+        </w:rPr>
+        <w:t>input</w:t>
+      </w:r>
+      <w:r>
+        <w:rPr>
+          <w:b w:val="0"/>
+        </w:rPr>
+        <w:t>, then run again.</w:t>
+      </w:r>
+    </w:p>
+    <w:p>
+      <w:pPr>
+        <w:spacing w:line="336" w:lineRule="auto" w:after="180"/>
+      </w:pPr>
+      <w:r>
+        <w:rPr>
+          <w:b w:val="0"/>
+        </w:rPr>
+        <w:t xml:space="preserve">Keep code, </w:t>
+      </w:r>
+      <w:r>
+        <w:rPr>
+          <w:b/>
+        </w:rPr>
+        <w:t>prediction</w:t>
+      </w:r>
+      <w:r>
+        <w:rPr>
+          <w:b w:val="0"/>
+        </w:rPr>
+        <w:t>s, actual results and a reasoned revision together. On paper, label your result as a trace rather than an execution.</w:t>
       </w:r>
     </w:p>
     <w:p>
@@ -4600,8 +7548,667 @@
       </w:r>
     </w:p>
     <w:p>
-      <w:r>
-        <w:t>Use Download completed work in the hosted lesson to export your answers, reflections, practice feedback and code-run evidence. Open the HTML copy to read or print it. Drafts stay in this browser when storage is available; clear drafts on a shared device.</w:t>
+      <w:pPr>
+        <w:spacing w:line="336" w:lineRule="auto" w:after="180"/>
+      </w:pPr>
+      <w:r>
+        <w:rPr>
+          <w:b w:val="0"/>
+        </w:rPr>
+        <w:t xml:space="preserve">Use Download completed work in the hosted lesson to export your answers, reflections, practice feedback and code-run </w:t>
+      </w:r>
+      <w:r>
+        <w:rPr>
+          <w:b/>
+        </w:rPr>
+        <w:t>evidence</w:t>
+      </w:r>
+      <w:r>
+        <w:rPr>
+          <w:b w:val="0"/>
+        </w:rPr>
+        <w:t>. Open the HTML copy to read or print it.</w:t>
+      </w:r>
+    </w:p>
+    <w:p>
+      <w:pPr>
+        <w:spacing w:line="336" w:lineRule="auto" w:after="180"/>
+      </w:pPr>
+      <w:r>
+        <w:rPr>
+          <w:b w:val="0"/>
+        </w:rPr>
+        <w:t>Drafts stay in this browser when storage is available; clear drafts on a shared device.</w:t>
+      </w:r>
+    </w:p>
+    <w:p>
+      <w:pPr>
+        <w:pStyle w:val="Heading1"/>
+      </w:pPr>
+      <w:r>
+        <w:t>18. Visual concept journey</w:t>
+      </w:r>
+    </w:p>
+    <w:p>
+      <w:r>
+        <w:t>Explain each Safety Boundaries graphic using its labels, deciding evidence and relevant limitation.</w:t>
+      </w:r>
+    </w:p>
+    <w:p>
+      <w:pPr>
+        <w:pStyle w:val="Heading3"/>
+      </w:pPr>
+      <w:r>
+        <w:t>01. Safety Boundaries: the case</w:t>
+      </w:r>
+    </w:p>
+    <w:p>
+      <w:r>
+        <w:drawing>
+          <wp:inline xmlns:a="http://schemas.openxmlformats.org/drawingml/2006/main" xmlns:pic="http://schemas.openxmlformats.org/drawingml/2006/picture">
+            <wp:extent cx="5486400" cy="3142488"/>
+            <wp:docPr id="22" name="Picture 22" descr="Make a strict lookup identifier boundary visible. Supplied facts: Toy lookup accepts exactly two uppercase ASCII letters followed by one digit. Accepted example: AB7. No trimming or extra characters are allowed. All inputs and outcomes in this worked example are invented classroom data; no real model run is claimed."/>
+            <wp:cNvGraphicFramePr>
+              <a:graphicFrameLocks noChangeAspect="1"/>
+            </wp:cNvGraphicFramePr>
+            <a:graphic>
+              <a:graphicData uri="http://schemas.openxmlformats.org/drawingml/2006/picture">
+                <pic:pic>
+                  <pic:nvPicPr>
+                    <pic:cNvPr id="0" name="academy-story-ai-3-31-01.png"/>
+                    <pic:cNvPicPr/>
+                  </pic:nvPicPr>
+                  <pic:blipFill>
+                    <a:blip r:embed="rId29"/>
+                    <a:stretch>
+                      <a:fillRect/>
+                    </a:stretch>
+                  </pic:blipFill>
+                  <pic:spPr>
+                    <a:xfrm>
+                      <a:off x="0" y="0"/>
+                      <a:ext cx="5486400" cy="3142488"/>
+                    </a:xfrm>
+                    <a:prstGeom prst="rect"/>
+                  </pic:spPr>
+                </pic:pic>
+              </a:graphicData>
+            </a:graphic>
+          </wp:inline>
+        </w:drawing>
+      </w:r>
+    </w:p>
+    <w:p>
+      <w:pPr>
+        <w:spacing w:line="336" w:lineRule="auto" w:after="180"/>
+      </w:pPr>
+      <w:r>
+        <w:rPr>
+          <w:b w:val="0"/>
+        </w:rPr>
+        <w:t xml:space="preserve">Make a strict lookup identifier </w:t>
+      </w:r>
+      <w:r>
+        <w:rPr>
+          <w:b/>
+        </w:rPr>
+        <w:t>boundary</w:t>
+      </w:r>
+      <w:r>
+        <w:rPr>
+          <w:b w:val="0"/>
+        </w:rPr>
+        <w:t xml:space="preserve"> visible. Supplied facts: Toy lookup accepts exactly two uppercase ASCII letters followed by one digit. Accepted example: AB7. No trimming or extra characters are allowed.</w:t>
+      </w:r>
+    </w:p>
+    <w:p>
+      <w:pPr>
+        <w:spacing w:line="336" w:lineRule="auto" w:after="180"/>
+      </w:pPr>
+      <w:r>
+        <w:rPr>
+          <w:b w:val="0"/>
+        </w:rPr>
+        <w:t xml:space="preserve">All </w:t>
+      </w:r>
+      <w:r>
+        <w:rPr>
+          <w:b/>
+        </w:rPr>
+        <w:t>input</w:t>
+      </w:r>
+      <w:r>
+        <w:rPr>
+          <w:b w:val="0"/>
+        </w:rPr>
+        <w:t>s and outcomes in this worked example are invented classroom data; no real model run is claimed.</w:t>
+      </w:r>
+    </w:p>
+    <w:p>
+      <w:pPr>
+        <w:spacing w:line="336" w:lineRule="auto" w:after="180"/>
+        <w:shd w:fill="F5F1FB"/>
+      </w:pPr>
+      <w:r>
+        <w:rPr>
+          <w:b w:val="0"/>
+        </w:rPr>
+        <w:t>Point to the given fact that matters most. Explain why it matters.</w:t>
+      </w:r>
+    </w:p>
+    <w:p>
+      <w:pPr>
+        <w:pStyle w:val="Heading3"/>
+      </w:pPr>
+      <w:r>
+        <w:t>02. Follow the deciding steps</w:t>
+      </w:r>
+    </w:p>
+    <w:p>
+      <w:r>
+        <w:drawing>
+          <wp:inline xmlns:a="http://schemas.openxmlformats.org/drawingml/2006/main" xmlns:pic="http://schemas.openxmlformats.org/drawingml/2006/picture">
+            <wp:extent cx="5486400" cy="3337560"/>
+            <wp:docPr id="23" name="Picture 23" descr="Check pattern: AB7 has two permitted letters and one digit, with no extra characters. → Reject extra text: AB7; send() violates the exact identifier pattern. → Separate authority: Pattern acceptance only allows the next lookup check; it grants no access to restricted records."/>
+            <wp:cNvGraphicFramePr>
+              <a:graphicFrameLocks noChangeAspect="1"/>
+            </wp:cNvGraphicFramePr>
+            <a:graphic>
+              <a:graphicData uri="http://schemas.openxmlformats.org/drawingml/2006/picture">
+                <pic:pic>
+                  <pic:nvPicPr>
+                    <pic:cNvPr id="0" name="academy-story-ai-3-31-02.png"/>
+                    <pic:cNvPicPr/>
+                  </pic:nvPicPr>
+                  <pic:blipFill>
+                    <a:blip r:embed="rId30"/>
+                    <a:stretch>
+                      <a:fillRect/>
+                    </a:stretch>
+                  </pic:blipFill>
+                  <pic:spPr>
+                    <a:xfrm>
+                      <a:off x="0" y="0"/>
+                      <a:ext cx="5486400" cy="3337560"/>
+                    </a:xfrm>
+                    <a:prstGeom prst="rect"/>
+                  </pic:spPr>
+                </pic:pic>
+              </a:graphicData>
+            </a:graphic>
+          </wp:inline>
+        </w:drawing>
+      </w:r>
+    </w:p>
+    <w:p>
+      <w:pPr>
+        <w:spacing w:line="336" w:lineRule="auto" w:after="180"/>
+      </w:pPr>
+      <w:r>
+        <w:rPr>
+          <w:b w:val="0"/>
+        </w:rPr>
+        <w:t>Check pattern: AB7 has two permitted letters and one digit, with no extra characters. → Reject extra text: AB7; send() violates the exact identifier pattern. → Separate authority: Pattern acceptance only allows the next lookup check; it grants no access to restricted records.</w:t>
+      </w:r>
+    </w:p>
+    <w:p>
+      <w:pPr>
+        <w:spacing w:line="336" w:lineRule="auto" w:after="180"/>
+        <w:shd w:fill="F5F1FB"/>
+      </w:pPr>
+      <w:r>
+        <w:rPr>
+          <w:b w:val="0"/>
+        </w:rPr>
+        <w:t xml:space="preserve">Point to each numbered stage and explain which recorded </w:t>
+      </w:r>
+      <w:r>
+        <w:rPr>
+          <w:b/>
+        </w:rPr>
+        <w:t>input</w:t>
+      </w:r>
+      <w:r>
+        <w:rPr>
+          <w:b w:val="0"/>
+        </w:rPr>
+        <w:t xml:space="preserve"> it uses.</w:t>
+      </w:r>
+    </w:p>
+    <w:p>
+      <w:pPr>
+        <w:pStyle w:val="Heading3"/>
+      </w:pPr>
+      <w:r>
+        <w:t>03. Untrusted input boundaries — evidence trace</w:t>
+      </w:r>
+    </w:p>
+    <w:p>
+      <w:r>
+        <w:drawing>
+          <wp:inline xmlns:a="http://schemas.openxmlformats.org/drawingml/2006/main" xmlns:pic="http://schemas.openxmlformats.org/drawingml/2006/picture">
+            <wp:extent cx="5486400" cy="2996184"/>
+            <wp:docPr id="24" name="Picture 24" descr="Untrusted input boundaries — evidence trace. Inputs A1 and delete_all() are supplied to room lookup. | For the toy lookup accept room IDs matching one uppercase letter plus one digit. Perform exact dictionary lookup; never evaluate user strings as code. Reject invalid length or characters. | A1 passes the format; delete_all() fails. Neither is executed as code, including any instruction-shaped string."/>
+            <wp:cNvGraphicFramePr>
+              <a:graphicFrameLocks noChangeAspect="1"/>
+            </wp:cNvGraphicFramePr>
+            <a:graphic>
+              <a:graphicData uri="http://schemas.openxmlformats.org/drawingml/2006/picture">
+                <pic:pic>
+                  <pic:nvPicPr>
+                    <pic:cNvPr id="0" name="academy-story-ai-3-31-03.png"/>
+                    <pic:cNvPicPr/>
+                  </pic:nvPicPr>
+                  <pic:blipFill>
+                    <a:blip r:embed="rId31"/>
+                    <a:stretch>
+                      <a:fillRect/>
+                    </a:stretch>
+                  </pic:blipFill>
+                  <pic:spPr>
+                    <a:xfrm>
+                      <a:off x="0" y="0"/>
+                      <a:ext cx="5486400" cy="2996184"/>
+                    </a:xfrm>
+                    <a:prstGeom prst="rect"/>
+                  </pic:spPr>
+                </pic:pic>
+              </a:graphicData>
+            </a:graphic>
+          </wp:inline>
+        </w:drawing>
+      </w:r>
+    </w:p>
+    <w:p>
+      <w:pPr>
+        <w:spacing w:line="336" w:lineRule="auto" w:after="180"/>
+      </w:pPr>
+      <w:r>
+        <w:rPr>
+          <w:b/>
+        </w:rPr>
+        <w:t>Untrusted input</w:t>
+      </w:r>
+      <w:r>
+        <w:rPr>
+          <w:b w:val="0"/>
+        </w:rPr>
+        <w:t xml:space="preserve"> boundaries — </w:t>
+      </w:r>
+      <w:r>
+        <w:rPr>
+          <w:b/>
+        </w:rPr>
+        <w:t>evidence</w:t>
+      </w:r>
+      <w:r>
+        <w:rPr>
+          <w:b w:val="0"/>
+        </w:rPr>
+        <w:t xml:space="preserve"> trace. </w:t>
+      </w:r>
+      <w:r>
+        <w:rPr>
+          <w:b/>
+        </w:rPr>
+        <w:t>Input</w:t>
+      </w:r>
+      <w:r>
+        <w:rPr>
+          <w:b w:val="0"/>
+        </w:rPr>
+        <w:t>s A1 and delete_all() are supplied to room lookup. | For the toy lookup accept room IDs matching one uppercase letter plus one digit.</w:t>
+      </w:r>
+    </w:p>
+    <w:p>
+      <w:pPr>
+        <w:spacing w:line="336" w:lineRule="auto" w:after="180"/>
+      </w:pPr>
+      <w:r>
+        <w:rPr>
+          <w:b w:val="0"/>
+        </w:rPr>
+        <w:t>Perform exact dictionary lookup; never evaluate user strings as code. Reject invalid length or characters. | A1 passes the format; delete_all() fails. Neither is executed as code, including any instruction-shaped string.</w:t>
+      </w:r>
+    </w:p>
+    <w:p>
+      <w:pPr>
+        <w:spacing w:line="336" w:lineRule="auto" w:after="180"/>
+        <w:shd w:fill="F5F1FB"/>
+      </w:pPr>
+      <w:r>
+        <w:rPr>
+          <w:b w:val="0"/>
+        </w:rPr>
+        <w:t>Read the labels and values. Explain the relationship the model shows.</w:t>
+      </w:r>
+    </w:p>
+    <w:p>
+      <w:pPr>
+        <w:pStyle w:val="Heading3"/>
+      </w:pPr>
+      <w:r>
+        <w:t>04. Change one thing. Trace what follows.</w:t>
+      </w:r>
+    </w:p>
+    <w:p>
+      <w:r>
+        <w:drawing>
+          <wp:inline xmlns:a="http://schemas.openxmlformats.org/drawingml/2006/main" xmlns:pic="http://schemas.openxmlformats.org/drawingml/2006/picture">
+            <wp:extent cx="5486400" cy="3041904"/>
+            <wp:docPr id="25" name="Picture 25" descr="Original case: Pattern acceptance only allows the next lookup check; it grants no access to restricted records. Changed condition: Change AB7 to Ab7. Expected result: Reject it under the exact uppercase rule. Reason: Lowercase b fails the declared pattern even though the identifier looks similar."/>
+            <wp:cNvGraphicFramePr>
+              <a:graphicFrameLocks noChangeAspect="1"/>
+            </wp:cNvGraphicFramePr>
+            <a:graphic>
+              <a:graphicData uri="http://schemas.openxmlformats.org/drawingml/2006/picture">
+                <pic:pic>
+                  <pic:nvPicPr>
+                    <pic:cNvPr id="0" name="academy-story-ai-3-31-04.png"/>
+                    <pic:cNvPicPr/>
+                  </pic:nvPicPr>
+                  <pic:blipFill>
+                    <a:blip r:embed="rId32"/>
+                    <a:stretch>
+                      <a:fillRect/>
+                    </a:stretch>
+                  </pic:blipFill>
+                  <pic:spPr>
+                    <a:xfrm>
+                      <a:off x="0" y="0"/>
+                      <a:ext cx="5486400" cy="3041904"/>
+                    </a:xfrm>
+                    <a:prstGeom prst="rect"/>
+                  </pic:spPr>
+                </pic:pic>
+              </a:graphicData>
+            </a:graphic>
+          </wp:inline>
+        </w:drawing>
+      </w:r>
+    </w:p>
+    <w:p>
+      <w:pPr>
+        <w:spacing w:line="336" w:lineRule="auto" w:after="180"/>
+      </w:pPr>
+      <w:r>
+        <w:rPr>
+          <w:b w:val="0"/>
+        </w:rPr>
+        <w:t>Original case: Pattern acceptance only allows the next lookup check; it grants no access to restricted records. Changed condition: Change AB7 to Ab7. Expected result: Reject it under the exact uppercase rule.</w:t>
+      </w:r>
+    </w:p>
+    <w:p>
+      <w:pPr>
+        <w:spacing w:line="336" w:lineRule="auto" w:after="180"/>
+      </w:pPr>
+      <w:r>
+        <w:rPr>
+          <w:b w:val="0"/>
+        </w:rPr>
+        <w:t>Reason: Lowercase b fails the declared pattern even though the identifier looks similar.</w:t>
+      </w:r>
+    </w:p>
+    <w:p>
+      <w:pPr>
+        <w:spacing w:line="336" w:lineRule="auto" w:after="180"/>
+        <w:shd w:fill="F5F1FB"/>
+      </w:pPr>
+      <w:r>
+        <w:rPr>
+          <w:b w:val="0"/>
+        </w:rPr>
+        <w:t>Predict before checking the worked changed-case result. Name what changed and what the supplied facts allow you to conclude.</w:t>
+      </w:r>
+    </w:p>
+    <w:p>
+      <w:pPr>
+        <w:pStyle w:val="Heading3"/>
+      </w:pPr>
+      <w:r>
+        <w:t>05. Connect the explanation to its limit</w:t>
+      </w:r>
+    </w:p>
+    <w:p>
+      <w:r>
+        <w:drawing>
+          <wp:inline xmlns:a="http://schemas.openxmlformats.org/drawingml/2006/main" xmlns:pic="http://schemas.openxmlformats.org/drawingml/2006/picture">
+            <wp:extent cx="5486400" cy="2834640"/>
+            <wp:docPr id="26" name="Picture 26" descr="Read the picture in order. Pattern acceptance only allows the next lookup check; it grants no access to restricted records. The arrows show which recorded input or intermediate result each decision uses. Explain the deciding step aloud before checking the changed case; pointing to the final answer alone does not show how it follows. Limit: Strict formatting is one boundary; it does not solve every injection or authorisation problem."/>
+            <wp:cNvGraphicFramePr>
+              <a:graphicFrameLocks noChangeAspect="1"/>
+            </wp:cNvGraphicFramePr>
+            <a:graphic>
+              <a:graphicData uri="http://schemas.openxmlformats.org/drawingml/2006/picture">
+                <pic:pic>
+                  <pic:nvPicPr>
+                    <pic:cNvPr id="0" name="academy-story-ai-3-31-05.png"/>
+                    <pic:cNvPicPr/>
+                  </pic:nvPicPr>
+                  <pic:blipFill>
+                    <a:blip r:embed="rId33"/>
+                    <a:stretch>
+                      <a:fillRect/>
+                    </a:stretch>
+                  </pic:blipFill>
+                  <pic:spPr>
+                    <a:xfrm>
+                      <a:off x="0" y="0"/>
+                      <a:ext cx="5486400" cy="2834640"/>
+                    </a:xfrm>
+                    <a:prstGeom prst="rect"/>
+                  </pic:spPr>
+                </pic:pic>
+              </a:graphicData>
+            </a:graphic>
+          </wp:inline>
+        </w:drawing>
+      </w:r>
+    </w:p>
+    <w:p>
+      <w:pPr>
+        <w:spacing w:line="336" w:lineRule="auto" w:after="180"/>
+      </w:pPr>
+      <w:r>
+        <w:rPr>
+          <w:b w:val="0"/>
+        </w:rPr>
+        <w:t xml:space="preserve">Read the picture in order. Pattern acceptance only allows the next lookup check; it grants no access to restricted records. The arrows show which recorded </w:t>
+      </w:r>
+      <w:r>
+        <w:rPr>
+          <w:b/>
+        </w:rPr>
+        <w:t>input</w:t>
+      </w:r>
+      <w:r>
+        <w:rPr>
+          <w:b w:val="0"/>
+        </w:rPr>
+        <w:t xml:space="preserve"> or intermediate result each decision uses.</w:t>
+      </w:r>
+    </w:p>
+    <w:p>
+      <w:pPr>
+        <w:spacing w:line="336" w:lineRule="auto" w:after="180"/>
+      </w:pPr>
+      <w:r>
+        <w:rPr>
+          <w:b w:val="0"/>
+        </w:rPr>
+        <w:t>Explain the deciding step aloud before checking the changed case; pointing to the final answer alone does not show how it follows.</w:t>
+      </w:r>
+    </w:p>
+    <w:p>
+      <w:pPr>
+        <w:spacing w:line="336" w:lineRule="auto" w:after="180"/>
+      </w:pPr>
+      <w:r>
+        <w:rPr>
+          <w:b w:val="0"/>
+        </w:rPr>
+        <w:t xml:space="preserve">Limit: Strict formatting is one </w:t>
+      </w:r>
+      <w:r>
+        <w:rPr>
+          <w:b/>
+        </w:rPr>
+        <w:t>boundary</w:t>
+      </w:r>
+      <w:r>
+        <w:rPr>
+          <w:b w:val="0"/>
+        </w:rPr>
+        <w:t>; it does not solve every injection or authorisation problem.</w:t>
+      </w:r>
+    </w:p>
+    <w:p>
+      <w:pPr>
+        <w:spacing w:line="336" w:lineRule="auto" w:after="180"/>
+        <w:shd w:fill="F5F1FB"/>
+      </w:pPr>
+      <w:r>
+        <w:rPr>
+          <w:b w:val="0"/>
+        </w:rPr>
+        <w:t>Explain the case, then point to a limit on the claim.</w:t>
+      </w:r>
+    </w:p>
+    <w:p>
+      <w:pPr>
+        <w:pStyle w:val="Heading3"/>
+      </w:pPr>
+      <w:r>
+        <w:t>06. Make the idea visible in your project</w:t>
+      </w:r>
+    </w:p>
+    <w:p>
+      <w:r>
+        <w:drawing>
+          <wp:inline xmlns:a="http://schemas.openxmlformats.org/drawingml/2006/main" xmlns:pic="http://schemas.openxmlformats.org/drawingml/2006/picture">
+            <wp:extent cx="5486400" cy="3681984"/>
+            <wp:docPr id="27" name="Picture 27" descr="For your Verified Study Buddy, save the input, procedure, observed result and limitation of this check. Label this worked example as practice; use a different, previously unreviewed case when checking independent understanding. Draw your input, deciding step, result and limit. Supported question: If AB7 passes the pattern, may it access teacher-only material? Point to the relevant step in the picture, then write the changed result and the rule or evidence that supports it."/>
+            <wp:cNvGraphicFramePr>
+              <a:graphicFrameLocks noChangeAspect="1"/>
+            </wp:cNvGraphicFramePr>
+            <a:graphic>
+              <a:graphicData uri="http://schemas.openxmlformats.org/drawingml/2006/picture">
+                <pic:pic>
+                  <pic:nvPicPr>
+                    <pic:cNvPr id="0" name="academy-story-ai-3-31-06.png"/>
+                    <pic:cNvPicPr/>
+                  </pic:nvPicPr>
+                  <pic:blipFill>
+                    <a:blip r:embed="rId34"/>
+                    <a:stretch>
+                      <a:fillRect/>
+                    </a:stretch>
+                  </pic:blipFill>
+                  <pic:spPr>
+                    <a:xfrm>
+                      <a:off x="0" y="0"/>
+                      <a:ext cx="5486400" cy="3681984"/>
+                    </a:xfrm>
+                    <a:prstGeom prst="rect"/>
+                  </pic:spPr>
+                </pic:pic>
+              </a:graphicData>
+            </a:graphic>
+          </wp:inline>
+        </w:drawing>
+      </w:r>
+    </w:p>
+    <w:p>
+      <w:pPr>
+        <w:spacing w:line="336" w:lineRule="auto" w:after="180"/>
+      </w:pPr>
+      <w:r>
+        <w:rPr>
+          <w:b w:val="0"/>
+        </w:rPr>
+        <w:t xml:space="preserve">For your Verified Study Buddy, save the </w:t>
+      </w:r>
+      <w:r>
+        <w:rPr>
+          <w:b/>
+        </w:rPr>
+        <w:t>input</w:t>
+      </w:r>
+      <w:r>
+        <w:rPr>
+          <w:b w:val="0"/>
+        </w:rPr>
+        <w:t>, procedure, observed result and limitation of this check.</w:t>
+      </w:r>
+    </w:p>
+    <w:p>
+      <w:pPr>
+        <w:spacing w:line="336" w:lineRule="auto" w:after="180"/>
+      </w:pPr>
+      <w:r>
+        <w:rPr>
+          <w:b w:val="0"/>
+        </w:rPr>
+        <w:t xml:space="preserve">Label this worked example as practice; use a different, previously unreviewed case when checking independent understanding. Draw your </w:t>
+      </w:r>
+      <w:r>
+        <w:rPr>
+          <w:b/>
+        </w:rPr>
+        <w:t>input</w:t>
+      </w:r>
+      <w:r>
+        <w:rPr>
+          <w:b w:val="0"/>
+        </w:rPr>
+        <w:t>, deciding step, result and limit.</w:t>
+      </w:r>
+    </w:p>
+    <w:p>
+      <w:pPr>
+        <w:spacing w:line="336" w:lineRule="auto" w:after="180"/>
+      </w:pPr>
+      <w:r>
+        <w:rPr>
+          <w:b w:val="0"/>
+        </w:rPr>
+        <w:t xml:space="preserve">Supported question: If AB7 passes the pattern, may it access teacher-only material? Point to the relevant step in the picture, then write the changed result and the rule or </w:t>
+      </w:r>
+      <w:r>
+        <w:rPr>
+          <w:b/>
+        </w:rPr>
+        <w:t>evidence</w:t>
+      </w:r>
+      <w:r>
+        <w:rPr>
+          <w:b w:val="0"/>
+        </w:rPr>
+        <w:t xml:space="preserve"> that supports it.</w:t>
+      </w:r>
+    </w:p>
+    <w:p>
+      <w:pPr>
+        <w:spacing w:line="336" w:lineRule="auto" w:after="180"/>
+        <w:shd w:fill="F5F1FB"/>
+      </w:pPr>
+      <w:r>
+        <w:rPr>
+          <w:b w:val="0"/>
+        </w:rPr>
+        <w:t xml:space="preserve">Draw your project trace and justify the deciding step using </w:t>
+      </w:r>
+      <w:r>
+        <w:rPr>
+          <w:b/>
+        </w:rPr>
+        <w:t>evidence</w:t>
+      </w:r>
+      <w:r>
+        <w:rPr>
+          <w:b w:val="0"/>
+        </w:rPr>
+        <w:t>.</w:t>
       </w:r>
     </w:p>
     <w:sectPr>
